--- a/courses/4/uifis/reports/UIFIS_practice-16_report-template.docx
+++ b/courses/4/uifis/reports/UIFIS_practice-16_report-template.docx
@@ -77,6 +77,15 @@
       </w:r>
     </w:p>
     <w:p/>
+    <w:p>
+      <w:r>
+        <w:rPr>
+          <w:b/>
+          <w:sz w:val="24"/>
+        </w:rPr>
+        <w:t>Ход работы</w:t>
+      </w:r>
+    </w:p>
     <w:p>
       <w:r>
         <w:rPr>
@@ -1015,7 +1024,7 @@
           <w:b/>
           <w:sz w:val="24"/>
         </w:rPr>
-        <w:t>Скриншоты</w:t>
+        <w:t>Скриншоты выполнения работы</w:t>
       </w:r>
     </w:p>
     <w:p>
@@ -1117,237 +1126,6 @@
           <w:sz w:val="24"/>
         </w:rPr>
         <w:t>________________________________________________________________________</w:t>
-      </w:r>
-    </w:p>
-    <w:p>
-      <w:r>
-        <w:rPr>
-          <w:b w:val="0"/>
-          <w:sz w:val="24"/>
-        </w:rPr>
-        <w:t>________________________________________________________________________</w:t>
-      </w:r>
-    </w:p>
-    <w:p>
-      <w:r>
-        <w:rPr>
-          <w:b w:val="0"/>
-          <w:sz w:val="24"/>
-        </w:rPr>
-        <w:t>________________________________________________________________________</w:t>
-      </w:r>
-    </w:p>
-    <w:p>
-      <w:r>
-        <w:rPr>
-          <w:b w:val="0"/>
-          <w:sz w:val="24"/>
-        </w:rPr>
-        <w:t>________________________________________________________________________</w:t>
-      </w:r>
-    </w:p>
-    <w:p/>
-    <w:p>
-      <w:r>
-        <w:rPr>
-          <w:b/>
-          <w:sz w:val="24"/>
-        </w:rPr>
-        <w:t>Ответы на контрольные вопросы</w:t>
-      </w:r>
-    </w:p>
-    <w:p>
-      <w:r>
-        <w:rPr>
-          <w:b w:val="0"/>
-          <w:sz w:val="24"/>
-        </w:rPr>
-        <w:t>1. Чем INNER JOIN отличается от LEFT JOIN?</w:t>
-      </w:r>
-    </w:p>
-    <w:p>
-      <w:r>
-        <w:rPr>
-          <w:b w:val="0"/>
-          <w:sz w:val="24"/>
-        </w:rPr>
-        <w:t>________________________________________________________________________</w:t>
-      </w:r>
-    </w:p>
-    <w:p>
-      <w:r>
-        <w:rPr>
-          <w:b w:val="0"/>
-          <w:sz w:val="24"/>
-        </w:rPr>
-        <w:t>________________________________________________________________________</w:t>
-      </w:r>
-    </w:p>
-    <w:p>
-      <w:r>
-        <w:rPr>
-          <w:b w:val="0"/>
-          <w:sz w:val="24"/>
-        </w:rPr>
-        <w:t>________________________________________________________________________</w:t>
-      </w:r>
-    </w:p>
-    <w:p/>
-    <w:p>
-      <w:r>
-        <w:rPr>
-          <w:b w:val="0"/>
-          <w:sz w:val="24"/>
-        </w:rPr>
-        <w:t>2. Зачем нужен GROUP BY?</w:t>
-      </w:r>
-    </w:p>
-    <w:p>
-      <w:r>
-        <w:rPr>
-          <w:b w:val="0"/>
-          <w:sz w:val="24"/>
-        </w:rPr>
-        <w:t>________________________________________________________________________</w:t>
-      </w:r>
-    </w:p>
-    <w:p>
-      <w:r>
-        <w:rPr>
-          <w:b w:val="0"/>
-          <w:sz w:val="24"/>
-        </w:rPr>
-        <w:t>________________________________________________________________________</w:t>
-      </w:r>
-    </w:p>
-    <w:p>
-      <w:r>
-        <w:rPr>
-          <w:b w:val="0"/>
-          <w:sz w:val="24"/>
-        </w:rPr>
-        <w:t>________________________________________________________________________</w:t>
-      </w:r>
-    </w:p>
-    <w:p/>
-    <w:p>
-      <w:r>
-        <w:rPr>
-          <w:b w:val="0"/>
-          <w:sz w:val="24"/>
-        </w:rPr>
-        <w:t>3. Чем WHERE отличается от HAVING?</w:t>
-      </w:r>
-    </w:p>
-    <w:p>
-      <w:r>
-        <w:rPr>
-          <w:b w:val="0"/>
-          <w:sz w:val="24"/>
-        </w:rPr>
-        <w:t>________________________________________________________________________</w:t>
-      </w:r>
-    </w:p>
-    <w:p>
-      <w:r>
-        <w:rPr>
-          <w:b w:val="0"/>
-          <w:sz w:val="24"/>
-        </w:rPr>
-        <w:t>________________________________________________________________________</w:t>
-      </w:r>
-    </w:p>
-    <w:p>
-      <w:r>
-        <w:rPr>
-          <w:b w:val="0"/>
-          <w:sz w:val="24"/>
-        </w:rPr>
-        <w:t>________________________________________________________________________</w:t>
-      </w:r>
-    </w:p>
-    <w:p/>
-    <w:p>
-      <w:r>
-        <w:rPr>
-          <w:b w:val="0"/>
-          <w:sz w:val="24"/>
-        </w:rPr>
-        <w:t>4. Когда подзапрос лучше JOIN?</w:t>
-      </w:r>
-    </w:p>
-    <w:p>
-      <w:r>
-        <w:rPr>
-          <w:b w:val="0"/>
-          <w:sz w:val="24"/>
-        </w:rPr>
-        <w:t>________________________________________________________________________</w:t>
-      </w:r>
-    </w:p>
-    <w:p>
-      <w:r>
-        <w:rPr>
-          <w:b w:val="0"/>
-          <w:sz w:val="24"/>
-        </w:rPr>
-        <w:t>________________________________________________________________________</w:t>
-      </w:r>
-    </w:p>
-    <w:p>
-      <w:r>
-        <w:rPr>
-          <w:b w:val="0"/>
-          <w:sz w:val="24"/>
-        </w:rPr>
-        <w:t>________________________________________________________________________</w:t>
-      </w:r>
-    </w:p>
-    <w:p/>
-    <w:p>
-      <w:r>
-        <w:rPr>
-          <w:b w:val="0"/>
-          <w:sz w:val="24"/>
-        </w:rPr>
-        <w:t>5. Почему COUNT(*) и COUNT(column) дают разное?</w:t>
-      </w:r>
-    </w:p>
-    <w:p>
-      <w:r>
-        <w:rPr>
-          <w:b w:val="0"/>
-          <w:sz w:val="24"/>
-        </w:rPr>
-        <w:t>________________________________________________________________________</w:t>
-      </w:r>
-    </w:p>
-    <w:p>
-      <w:r>
-        <w:rPr>
-          <w:b w:val="0"/>
-          <w:sz w:val="24"/>
-        </w:rPr>
-        <w:t>________________________________________________________________________</w:t>
-      </w:r>
-    </w:p>
-    <w:p>
-      <w:r>
-        <w:rPr>
-          <w:b w:val="0"/>
-          <w:sz w:val="24"/>
-        </w:rPr>
-        <w:t>________________________________________________________________________</w:t>
-      </w:r>
-    </w:p>
-    <w:p/>
-    <w:p>
-      <w:r>
-        <w:rPr>
-          <w:b w:val="0"/>
-          <w:sz w:val="24"/>
-        </w:rPr>
-        <w:t>6. Что показывает EXPLAIN QUERY PLAN?</w:t>
       </w:r>
     </w:p>
     <w:p>

--- a/courses/4/uifis/reports/UIFIS_practice-16_report-template.docx
+++ b/courses/4/uifis/reports/UIFIS_practice-16_report-template.docx
@@ -4,10 +4,13 @@
   <w:body>
     <w:p>
       <w:pPr>
+        <w:spacing w:line="360" w:lineRule="auto" w:before="0" w:after="0"/>
+        <w:ind w:firstLine="0"/>
         <w:jc w:val="center"/>
       </w:pPr>
       <w:r>
         <w:rPr>
+          <w:rFonts w:ascii="Times New Roman" w:hAnsi="Times New Roman" w:eastAsia="Times New Roman" w:cs="Times New Roman"/>
           <w:b/>
           <w:sz w:val="28"/>
         </w:rPr>
@@ -16,81 +19,129 @@
     </w:p>
     <w:p>
       <w:pPr>
+        <w:spacing w:line="360" w:lineRule="auto" w:before="0" w:after="0"/>
+        <w:ind w:firstLine="0"/>
         <w:jc w:val="center"/>
       </w:pPr>
       <w:r>
         <w:rPr>
+          <w:rFonts w:ascii="Times New Roman" w:hAnsi="Times New Roman" w:eastAsia="Times New Roman" w:cs="Times New Roman"/>
           <w:b/>
-          <w:sz w:val="26"/>
+          <w:sz w:val="28"/>
         </w:rPr>
         <w:t>Отчёт по практической работе 16</w:t>
       </w:r>
     </w:p>
     <w:p>
       <w:pPr>
+        <w:spacing w:line="360" w:lineRule="auto" w:before="0" w:after="0"/>
+        <w:ind w:firstLine="0"/>
         <w:jc w:val="center"/>
       </w:pPr>
       <w:r>
         <w:rPr>
+          <w:rFonts w:ascii="Times New Roman" w:hAnsi="Times New Roman" w:eastAsia="Times New Roman" w:cs="Times New Roman"/>
           <w:b w:val="0"/>
-          <w:sz w:val="24"/>
+          <w:sz w:val="28"/>
         </w:rPr>
         <w:t>Тема: SQL-запрос с JOIN и агрегацией</w:t>
       </w:r>
     </w:p>
     <w:p/>
     <w:p>
+      <w:pPr>
+        <w:spacing w:line="360" w:lineRule="auto" w:before="0" w:after="0"/>
+        <w:ind w:firstLine="0"/>
+        <w:jc w:val="left"/>
+      </w:pPr>
       <w:r>
         <w:rPr>
+          <w:rFonts w:ascii="Times New Roman" w:hAnsi="Times New Roman" w:eastAsia="Times New Roman" w:cs="Times New Roman"/>
           <w:b w:val="0"/>
-          <w:sz w:val="24"/>
+          <w:sz w:val="28"/>
         </w:rPr>
         <w:t>ФИО студента: ______________________________________</w:t>
       </w:r>
     </w:p>
     <w:p>
+      <w:pPr>
+        <w:spacing w:line="360" w:lineRule="auto" w:before="0" w:after="0"/>
+        <w:ind w:firstLine="0"/>
+        <w:jc w:val="left"/>
+      </w:pPr>
       <w:r>
         <w:rPr>
+          <w:rFonts w:ascii="Times New Roman" w:hAnsi="Times New Roman" w:eastAsia="Times New Roman" w:cs="Times New Roman"/>
           <w:b w:val="0"/>
-          <w:sz w:val="24"/>
+          <w:sz w:val="28"/>
         </w:rPr>
         <w:t>Группа: ______________________  Дата: _______________</w:t>
       </w:r>
     </w:p>
     <w:p/>
     <w:p>
+      <w:pPr>
+        <w:pStyle w:val="Heading1"/>
+        <w:keepNext/>
+        <w:keepLines/>
+        <w:spacing w:line="240" w:lineRule="auto" w:before="240" w:after="0"/>
+        <w:ind w:firstLine="0" w:left="0"/>
+        <w:jc w:val="both"/>
+      </w:pPr>
       <w:r>
         <w:rPr>
-          <w:b/>
-          <w:sz w:val="24"/>
+          <w:rFonts w:ascii="Times New Roman" w:hAnsi="Times New Roman" w:eastAsia="Times New Roman" w:cs="Times New Roman"/>
+          <w:b w:val="0"/>
+          <w:sz w:val="28"/>
         </w:rPr>
         <w:t>Цель работы</w:t>
       </w:r>
     </w:p>
     <w:p>
+      <w:pPr>
+        <w:spacing w:line="360" w:lineRule="auto" w:before="0" w:after="0"/>
+        <w:ind w:firstLine="709"/>
+        <w:jc w:val="both"/>
+      </w:pPr>
       <w:r>
         <w:rPr>
+          <w:rFonts w:ascii="Times New Roman" w:hAnsi="Times New Roman" w:eastAsia="Times New Roman" w:cs="Times New Roman"/>
           <w:b w:val="0"/>
-          <w:sz w:val="24"/>
+          <w:sz w:val="28"/>
         </w:rPr>
         <w:t>Создать учебную базу заказов и материалов, написать запросы с JOIN, GROUP BY, HAVING и подзапросом, рассчитать стоимость заказа и расход материалов, проверить планы выполнения и оформить результат.</w:t>
       </w:r>
     </w:p>
     <w:p/>
     <w:p>
+      <w:pPr>
+        <w:pStyle w:val="Heading1"/>
+        <w:keepNext/>
+        <w:keepLines/>
+        <w:spacing w:line="240" w:lineRule="auto" w:before="240" w:after="0"/>
+        <w:ind w:firstLine="0" w:left="0"/>
+        <w:jc w:val="both"/>
+      </w:pPr>
       <w:r>
         <w:rPr>
-          <w:b/>
-          <w:sz w:val="24"/>
+          <w:rFonts w:ascii="Times New Roman" w:hAnsi="Times New Roman" w:eastAsia="Times New Roman" w:cs="Times New Roman"/>
+          <w:b w:val="0"/>
+          <w:sz w:val="28"/>
         </w:rPr>
         <w:t>Ход работы</w:t>
       </w:r>
     </w:p>
     <w:p>
+      <w:pPr>
+        <w:spacing w:line="360" w:lineRule="auto" w:before="0" w:after="0"/>
+        <w:ind w:firstLine="709"/>
+        <w:jc w:val="both"/>
+      </w:pPr>
       <w:r>
         <w:rPr>
+          <w:rFonts w:ascii="Times New Roman" w:hAnsi="Times New Roman" w:eastAsia="Times New Roman" w:cs="Times New Roman"/>
           <w:b/>
-          <w:sz w:val="24"/>
+          <w:sz w:val="28"/>
         </w:rPr>
         <w:t>Схема данных</w:t>
       </w:r>
@@ -99,6 +150,7 @@
       <w:tblPr>
         <w:tblStyle w:val="TableGrid"/>
         <w:tblW w:type="auto" w:w="0"/>
+        <w:tblLayout w:type="autofit"/>
         <w:tblLook w:firstColumn="1" w:firstRow="1" w:lastColumn="0" w:lastRow="0" w:noHBand="0" w:noVBand="1" w:val="04A0"/>
       </w:tblPr>
       <w:tblGrid>
@@ -112,9 +164,16 @@
             <w:tcW w:type="dxa" w:w="2880"/>
           </w:tcPr>
           <w:p>
+            <w:pPr>
+              <w:spacing w:line="360" w:lineRule="auto" w:before="0" w:after="0"/>
+              <w:ind w:firstLine="0"/>
+              <w:jc w:val="center"/>
+            </w:pPr>
             <w:r>
               <w:rPr>
-                <w:sz w:val="18"/>
+                <w:rFonts w:ascii="Times New Roman" w:hAnsi="Times New Roman" w:eastAsia="Times New Roman" w:cs="Times New Roman"/>
+                <w:b/>
+                <w:sz w:val="22"/>
               </w:rPr>
               <w:t>Таблица</w:t>
             </w:r>
@@ -125,9 +184,16 @@
             <w:tcW w:type="dxa" w:w="2880"/>
           </w:tcPr>
           <w:p>
+            <w:pPr>
+              <w:spacing w:line="360" w:lineRule="auto" w:before="0" w:after="0"/>
+              <w:ind w:firstLine="0"/>
+              <w:jc w:val="center"/>
+            </w:pPr>
             <w:r>
               <w:rPr>
-                <w:sz w:val="18"/>
+                <w:rFonts w:ascii="Times New Roman" w:hAnsi="Times New Roman" w:eastAsia="Times New Roman" w:cs="Times New Roman"/>
+                <w:b/>
+                <w:sz w:val="22"/>
               </w:rPr>
               <w:t>Назначение</w:t>
             </w:r>
@@ -138,9 +204,16 @@
             <w:tcW w:type="dxa" w:w="2880"/>
           </w:tcPr>
           <w:p>
+            <w:pPr>
+              <w:spacing w:line="360" w:lineRule="auto" w:before="0" w:after="0"/>
+              <w:ind w:firstLine="0"/>
+              <w:jc w:val="center"/>
+            </w:pPr>
             <w:r>
               <w:rPr>
-                <w:sz w:val="18"/>
+                <w:rFonts w:ascii="Times New Roman" w:hAnsi="Times New Roman" w:eastAsia="Times New Roman" w:cs="Times New Roman"/>
+                <w:b/>
+                <w:sz w:val="22"/>
               </w:rPr>
               <w:t>Ключи и ограничения</w:t>
             </w:r>
@@ -153,9 +226,16 @@
             <w:tcW w:type="dxa" w:w="2880"/>
           </w:tcPr>
           <w:p>
+            <w:pPr>
+              <w:spacing w:line="360" w:lineRule="auto" w:before="0" w:after="0"/>
+              <w:ind w:firstLine="0"/>
+              <w:jc w:val="both"/>
+            </w:pPr>
             <w:r>
               <w:rPr>
-                <w:sz w:val="18"/>
+                <w:rFonts w:ascii="Times New Roman" w:hAnsi="Times New Roman" w:eastAsia="Times New Roman" w:cs="Times New Roman"/>
+                <w:b w:val="0"/>
+                <w:sz w:val="22"/>
               </w:rPr>
               <w:t>products</w:t>
             </w:r>
@@ -166,9 +246,16 @@
             <w:tcW w:type="dxa" w:w="2880"/>
           </w:tcPr>
           <w:p>
+            <w:pPr>
+              <w:spacing w:line="360" w:lineRule="auto" w:before="0" w:after="0"/>
+              <w:ind w:firstLine="0"/>
+              <w:jc w:val="both"/>
+            </w:pPr>
             <w:r>
               <w:rPr>
-                <w:sz w:val="18"/>
+                <w:rFonts w:ascii="Times New Roman" w:hAnsi="Times New Roman" w:eastAsia="Times New Roman" w:cs="Times New Roman"/>
+                <w:b w:val="0"/>
+                <w:sz w:val="22"/>
               </w:rPr>
               <w:t>Готовая продукция</w:t>
             </w:r>
@@ -179,9 +266,16 @@
             <w:tcW w:type="dxa" w:w="2880"/>
           </w:tcPr>
           <w:p>
+            <w:pPr>
+              <w:spacing w:line="360" w:lineRule="auto" w:before="0" w:after="0"/>
+              <w:ind w:firstLine="0"/>
+              <w:jc w:val="both"/>
+            </w:pPr>
             <w:r>
               <w:rPr>
-                <w:sz w:val="18"/>
+                <w:rFonts w:ascii="Times New Roman" w:hAnsi="Times New Roman" w:eastAsia="Times New Roman" w:cs="Times New Roman"/>
+                <w:b w:val="0"/>
+                <w:sz w:val="22"/>
               </w:rPr>
               <w:t>PK product_id, UNIQUE code, CHECK price</w:t>
             </w:r>
@@ -194,9 +288,16 @@
             <w:tcW w:type="dxa" w:w="2880"/>
           </w:tcPr>
           <w:p>
+            <w:pPr>
+              <w:spacing w:line="360" w:lineRule="auto" w:before="0" w:after="0"/>
+              <w:ind w:firstLine="0"/>
+              <w:jc w:val="both"/>
+            </w:pPr>
             <w:r>
               <w:rPr>
-                <w:sz w:val="18"/>
+                <w:rFonts w:ascii="Times New Roman" w:hAnsi="Times New Roman" w:eastAsia="Times New Roman" w:cs="Times New Roman"/>
+                <w:b w:val="0"/>
+                <w:sz w:val="22"/>
               </w:rPr>
               <w:t>materials</w:t>
             </w:r>
@@ -207,9 +308,16 @@
             <w:tcW w:type="dxa" w:w="2880"/>
           </w:tcPr>
           <w:p>
+            <w:pPr>
+              <w:spacing w:line="360" w:lineRule="auto" w:before="0" w:after="0"/>
+              <w:ind w:firstLine="0"/>
+              <w:jc w:val="both"/>
+            </w:pPr>
             <w:r>
               <w:rPr>
-                <w:sz w:val="18"/>
+                <w:rFonts w:ascii="Times New Roman" w:hAnsi="Times New Roman" w:eastAsia="Times New Roman" w:cs="Times New Roman"/>
+                <w:b w:val="0"/>
+                <w:sz w:val="22"/>
               </w:rPr>
               <w:t>Материалы</w:t>
             </w:r>
@@ -220,9 +328,16 @@
             <w:tcW w:type="dxa" w:w="2880"/>
           </w:tcPr>
           <w:p>
+            <w:pPr>
+              <w:spacing w:line="360" w:lineRule="auto" w:before="0" w:after="0"/>
+              <w:ind w:firstLine="0"/>
+              <w:jc w:val="both"/>
+            </w:pPr>
             <w:r>
               <w:rPr>
-                <w:sz w:val="18"/>
+                <w:rFonts w:ascii="Times New Roman" w:hAnsi="Times New Roman" w:eastAsia="Times New Roman" w:cs="Times New Roman"/>
+                <w:b w:val="0"/>
+                <w:sz w:val="22"/>
               </w:rPr>
               <w:t>PK material_id, UNIQUE code, CHECK price</w:t>
             </w:r>
@@ -235,9 +350,16 @@
             <w:tcW w:type="dxa" w:w="2880"/>
           </w:tcPr>
           <w:p>
+            <w:pPr>
+              <w:spacing w:line="360" w:lineRule="auto" w:before="0" w:after="0"/>
+              <w:ind w:firstLine="0"/>
+              <w:jc w:val="both"/>
+            </w:pPr>
             <w:r>
               <w:rPr>
-                <w:sz w:val="18"/>
+                <w:rFonts w:ascii="Times New Roman" w:hAnsi="Times New Roman" w:eastAsia="Times New Roman" w:cs="Times New Roman"/>
+                <w:b w:val="0"/>
+                <w:sz w:val="22"/>
               </w:rPr>
               <w:t>norms</w:t>
             </w:r>
@@ -248,9 +370,16 @@
             <w:tcW w:type="dxa" w:w="2880"/>
           </w:tcPr>
           <w:p>
+            <w:pPr>
+              <w:spacing w:line="360" w:lineRule="auto" w:before="0" w:after="0"/>
+              <w:ind w:firstLine="0"/>
+              <w:jc w:val="both"/>
+            </w:pPr>
             <w:r>
               <w:rPr>
-                <w:sz w:val="18"/>
+                <w:rFonts w:ascii="Times New Roman" w:hAnsi="Times New Roman" w:eastAsia="Times New Roman" w:cs="Times New Roman"/>
+                <w:b w:val="0"/>
+                <w:sz w:val="22"/>
               </w:rPr>
               <w:t>Нормы расхода</w:t>
             </w:r>
@@ -261,9 +390,16 @@
             <w:tcW w:type="dxa" w:w="2880"/>
           </w:tcPr>
           <w:p>
+            <w:pPr>
+              <w:spacing w:line="360" w:lineRule="auto" w:before="0" w:after="0"/>
+              <w:ind w:firstLine="0"/>
+              <w:jc w:val="both"/>
+            </w:pPr>
             <w:r>
               <w:rPr>
-                <w:sz w:val="18"/>
+                <w:rFonts w:ascii="Times New Roman" w:hAnsi="Times New Roman" w:eastAsia="Times New Roman" w:cs="Times New Roman"/>
+                <w:b w:val="0"/>
+                <w:sz w:val="22"/>
               </w:rPr>
               <w:t>PK pair product_id, material_id, CHECK qty</w:t>
             </w:r>
@@ -276,9 +412,16 @@
             <w:tcW w:type="dxa" w:w="2880"/>
           </w:tcPr>
           <w:p>
+            <w:pPr>
+              <w:spacing w:line="360" w:lineRule="auto" w:before="0" w:after="0"/>
+              <w:ind w:firstLine="0"/>
+              <w:jc w:val="both"/>
+            </w:pPr>
             <w:r>
               <w:rPr>
-                <w:sz w:val="18"/>
+                <w:rFonts w:ascii="Times New Roman" w:hAnsi="Times New Roman" w:eastAsia="Times New Roman" w:cs="Times New Roman"/>
+                <w:b w:val="0"/>
+                <w:sz w:val="22"/>
               </w:rPr>
               <w:t>orders</w:t>
             </w:r>
@@ -289,9 +432,16 @@
             <w:tcW w:type="dxa" w:w="2880"/>
           </w:tcPr>
           <w:p>
+            <w:pPr>
+              <w:spacing w:line="360" w:lineRule="auto" w:before="0" w:after="0"/>
+              <w:ind w:firstLine="0"/>
+              <w:jc w:val="both"/>
+            </w:pPr>
             <w:r>
               <w:rPr>
-                <w:sz w:val="18"/>
+                <w:rFonts w:ascii="Times New Roman" w:hAnsi="Times New Roman" w:eastAsia="Times New Roman" w:cs="Times New Roman"/>
+                <w:b w:val="0"/>
+                <w:sz w:val="22"/>
               </w:rPr>
               <w:t>Заказы</w:t>
             </w:r>
@@ -302,9 +452,16 @@
             <w:tcW w:type="dxa" w:w="2880"/>
           </w:tcPr>
           <w:p>
+            <w:pPr>
+              <w:spacing w:line="360" w:lineRule="auto" w:before="0" w:after="0"/>
+              <w:ind w:firstLine="0"/>
+              <w:jc w:val="both"/>
+            </w:pPr>
             <w:r>
               <w:rPr>
-                <w:sz w:val="18"/>
+                <w:rFonts w:ascii="Times New Roman" w:hAnsi="Times New Roman" w:eastAsia="Times New Roman" w:cs="Times New Roman"/>
+                <w:b w:val="0"/>
+                <w:sz w:val="22"/>
               </w:rPr>
               <w:t>PK order_id, CHECK status</w:t>
             </w:r>
@@ -317,9 +474,16 @@
             <w:tcW w:type="dxa" w:w="2880"/>
           </w:tcPr>
           <w:p>
+            <w:pPr>
+              <w:spacing w:line="360" w:lineRule="auto" w:before="0" w:after="0"/>
+              <w:ind w:firstLine="0"/>
+              <w:jc w:val="both"/>
+            </w:pPr>
             <w:r>
               <w:rPr>
-                <w:sz w:val="18"/>
+                <w:rFonts w:ascii="Times New Roman" w:hAnsi="Times New Roman" w:eastAsia="Times New Roman" w:cs="Times New Roman"/>
+                <w:b w:val="0"/>
+                <w:sz w:val="22"/>
               </w:rPr>
               <w:t>order_items</w:t>
             </w:r>
@@ -330,9 +494,16 @@
             <w:tcW w:type="dxa" w:w="2880"/>
           </w:tcPr>
           <w:p>
+            <w:pPr>
+              <w:spacing w:line="360" w:lineRule="auto" w:before="0" w:after="0"/>
+              <w:ind w:firstLine="0"/>
+              <w:jc w:val="both"/>
+            </w:pPr>
             <w:r>
               <w:rPr>
-                <w:sz w:val="18"/>
+                <w:rFonts w:ascii="Times New Roman" w:hAnsi="Times New Roman" w:eastAsia="Times New Roman" w:cs="Times New Roman"/>
+                <w:b w:val="0"/>
+                <w:sz w:val="22"/>
               </w:rPr>
               <w:t>Позиции заказа</w:t>
             </w:r>
@@ -343,9 +514,16 @@
             <w:tcW w:type="dxa" w:w="2880"/>
           </w:tcPr>
           <w:p>
+            <w:pPr>
+              <w:spacing w:line="360" w:lineRule="auto" w:before="0" w:after="0"/>
+              <w:ind w:firstLine="0"/>
+              <w:jc w:val="both"/>
+            </w:pPr>
             <w:r>
               <w:rPr>
-                <w:sz w:val="18"/>
+                <w:rFonts w:ascii="Times New Roman" w:hAnsi="Times New Roman" w:eastAsia="Times New Roman" w:cs="Times New Roman"/>
+                <w:b w:val="0"/>
+                <w:sz w:val="22"/>
               </w:rPr>
               <w:t>PK pair order_id, product_id, CHECK qty</w:t>
             </w:r>
@@ -355,10 +533,16 @@
     </w:tbl>
     <w:p/>
     <w:p>
+      <w:pPr>
+        <w:spacing w:line="360" w:lineRule="auto" w:before="0" w:after="0"/>
+        <w:ind w:firstLine="709"/>
+        <w:jc w:val="both"/>
+      </w:pPr>
       <w:r>
         <w:rPr>
+          <w:rFonts w:ascii="Times New Roman" w:hAnsi="Times New Roman" w:eastAsia="Times New Roman" w:cs="Times New Roman"/>
           <w:b/>
-          <w:sz w:val="24"/>
+          <w:sz w:val="28"/>
         </w:rPr>
         <w:t>Запросы</w:t>
       </w:r>
@@ -367,6 +551,7 @@
       <w:tblPr>
         <w:tblStyle w:val="TableGrid"/>
         <w:tblW w:type="auto" w:w="0"/>
+        <w:tblLayout w:type="autofit"/>
         <w:tblLook w:firstColumn="1" w:firstRow="1" w:lastColumn="0" w:lastRow="0" w:noHBand="0" w:noVBand="1" w:val="04A0"/>
       </w:tblPr>
       <w:tblGrid>
@@ -381,9 +566,16 @@
             <w:tcW w:type="dxa" w:w="2160"/>
           </w:tcPr>
           <w:p>
+            <w:pPr>
+              <w:spacing w:line="360" w:lineRule="auto" w:before="0" w:after="0"/>
+              <w:ind w:firstLine="0"/>
+              <w:jc w:val="center"/>
+            </w:pPr>
             <w:r>
               <w:rPr>
-                <w:sz w:val="18"/>
+                <w:rFonts w:ascii="Times New Roman" w:hAnsi="Times New Roman" w:eastAsia="Times New Roman" w:cs="Times New Roman"/>
+                <w:b/>
+                <w:sz w:val="22"/>
               </w:rPr>
               <w:t>Номер</w:t>
             </w:r>
@@ -394,9 +586,16 @@
             <w:tcW w:type="dxa" w:w="2160"/>
           </w:tcPr>
           <w:p>
+            <w:pPr>
+              <w:spacing w:line="360" w:lineRule="auto" w:before="0" w:after="0"/>
+              <w:ind w:firstLine="0"/>
+              <w:jc w:val="center"/>
+            </w:pPr>
             <w:r>
               <w:rPr>
-                <w:sz w:val="18"/>
+                <w:rFonts w:ascii="Times New Roman" w:hAnsi="Times New Roman" w:eastAsia="Times New Roman" w:cs="Times New Roman"/>
+                <w:b/>
+                <w:sz w:val="22"/>
               </w:rPr>
               <w:t>Что считает</w:t>
             </w:r>
@@ -407,9 +606,16 @@
             <w:tcW w:type="dxa" w:w="2160"/>
           </w:tcPr>
           <w:p>
+            <w:pPr>
+              <w:spacing w:line="360" w:lineRule="auto" w:before="0" w:after="0"/>
+              <w:ind w:firstLine="0"/>
+              <w:jc w:val="center"/>
+            </w:pPr>
             <w:r>
               <w:rPr>
-                <w:sz w:val="18"/>
+                <w:rFonts w:ascii="Times New Roman" w:hAnsi="Times New Roman" w:eastAsia="Times New Roman" w:cs="Times New Roman"/>
+                <w:b/>
+                <w:sz w:val="22"/>
               </w:rPr>
               <w:t>Конструкции</w:t>
             </w:r>
@@ -420,9 +626,16 @@
             <w:tcW w:type="dxa" w:w="2160"/>
           </w:tcPr>
           <w:p>
+            <w:pPr>
+              <w:spacing w:line="360" w:lineRule="auto" w:before="0" w:after="0"/>
+              <w:ind w:firstLine="0"/>
+              <w:jc w:val="center"/>
+            </w:pPr>
             <w:r>
               <w:rPr>
-                <w:sz w:val="18"/>
+                <w:rFonts w:ascii="Times New Roman" w:hAnsi="Times New Roman" w:eastAsia="Times New Roman" w:cs="Times New Roman"/>
+                <w:b/>
+                <w:sz w:val="22"/>
               </w:rPr>
               <w:t>Ожидание</w:t>
             </w:r>
@@ -435,9 +648,16 @@
             <w:tcW w:type="dxa" w:w="2160"/>
           </w:tcPr>
           <w:p>
+            <w:pPr>
+              <w:spacing w:line="360" w:lineRule="auto" w:before="0" w:after="0"/>
+              <w:ind w:firstLine="0"/>
+              <w:jc w:val="both"/>
+            </w:pPr>
             <w:r>
               <w:rPr>
-                <w:sz w:val="18"/>
+                <w:rFonts w:ascii="Times New Roman" w:hAnsi="Times New Roman" w:eastAsia="Times New Roman" w:cs="Times New Roman"/>
+                <w:b w:val="0"/>
+                <w:sz w:val="22"/>
               </w:rPr>
               <w:t>1</w:t>
             </w:r>
@@ -448,9 +668,16 @@
             <w:tcW w:type="dxa" w:w="2160"/>
           </w:tcPr>
           <w:p>
+            <w:pPr>
+              <w:spacing w:line="360" w:lineRule="auto" w:before="0" w:after="0"/>
+              <w:ind w:firstLine="0"/>
+              <w:jc w:val="both"/>
+            </w:pPr>
             <w:r>
               <w:rPr>
-                <w:sz w:val="18"/>
+                <w:rFonts w:ascii="Times New Roman" w:hAnsi="Times New Roman" w:eastAsia="Times New Roman" w:cs="Times New Roman"/>
+                <w:b w:val="0"/>
+                <w:sz w:val="22"/>
               </w:rPr>
               <w:t>Стоимость каждого заказа</w:t>
             </w:r>
@@ -461,9 +688,16 @@
             <w:tcW w:type="dxa" w:w="2160"/>
           </w:tcPr>
           <w:p>
+            <w:pPr>
+              <w:spacing w:line="360" w:lineRule="auto" w:before="0" w:after="0"/>
+              <w:ind w:firstLine="0"/>
+              <w:jc w:val="both"/>
+            </w:pPr>
             <w:r>
               <w:rPr>
-                <w:sz w:val="18"/>
+                <w:rFonts w:ascii="Times New Roman" w:hAnsi="Times New Roman" w:eastAsia="Times New Roman" w:cs="Times New Roman"/>
+                <w:b w:val="0"/>
+                <w:sz w:val="22"/>
               </w:rPr>
               <w:t>JOIN, GROUP BY</w:t>
             </w:r>
@@ -474,9 +708,16 @@
             <w:tcW w:type="dxa" w:w="2160"/>
           </w:tcPr>
           <w:p>
+            <w:pPr>
+              <w:spacing w:line="360" w:lineRule="auto" w:before="0" w:after="0"/>
+              <w:ind w:firstLine="0"/>
+              <w:jc w:val="both"/>
+            </w:pPr>
             <w:r>
               <w:rPr>
-                <w:sz w:val="18"/>
+                <w:rFonts w:ascii="Times New Roman" w:hAnsi="Times New Roman" w:eastAsia="Times New Roman" w:cs="Times New Roman"/>
+                <w:b w:val="0"/>
+                <w:sz w:val="22"/>
               </w:rPr>
               <w:t>5 строк</w:t>
             </w:r>
@@ -489,9 +730,16 @@
             <w:tcW w:type="dxa" w:w="2160"/>
           </w:tcPr>
           <w:p>
+            <w:pPr>
+              <w:spacing w:line="360" w:lineRule="auto" w:before="0" w:after="0"/>
+              <w:ind w:firstLine="0"/>
+              <w:jc w:val="both"/>
+            </w:pPr>
             <w:r>
               <w:rPr>
-                <w:sz w:val="18"/>
+                <w:rFonts w:ascii="Times New Roman" w:hAnsi="Times New Roman" w:eastAsia="Times New Roman" w:cs="Times New Roman"/>
+                <w:b w:val="0"/>
+                <w:sz w:val="22"/>
               </w:rPr>
               <w:t>2</w:t>
             </w:r>
@@ -502,9 +750,16 @@
             <w:tcW w:type="dxa" w:w="2160"/>
           </w:tcPr>
           <w:p>
+            <w:pPr>
+              <w:spacing w:line="360" w:lineRule="auto" w:before="0" w:after="0"/>
+              <w:ind w:firstLine="0"/>
+              <w:jc w:val="both"/>
+            </w:pPr>
             <w:r>
               <w:rPr>
-                <w:sz w:val="18"/>
+                <w:rFonts w:ascii="Times New Roman" w:hAnsi="Times New Roman" w:eastAsia="Times New Roman" w:cs="Times New Roman"/>
+                <w:b w:val="0"/>
+                <w:sz w:val="22"/>
               </w:rPr>
               <w:t>Потребность в материалах</w:t>
             </w:r>
@@ -515,9 +770,16 @@
             <w:tcW w:type="dxa" w:w="2160"/>
           </w:tcPr>
           <w:p>
+            <w:pPr>
+              <w:spacing w:line="360" w:lineRule="auto" w:before="0" w:after="0"/>
+              <w:ind w:firstLine="0"/>
+              <w:jc w:val="both"/>
+            </w:pPr>
             <w:r>
               <w:rPr>
-                <w:sz w:val="18"/>
+                <w:rFonts w:ascii="Times New Roman" w:hAnsi="Times New Roman" w:eastAsia="Times New Roman" w:cs="Times New Roman"/>
+                <w:b w:val="0"/>
+                <w:sz w:val="22"/>
               </w:rPr>
               <w:t>JOIN, SUM</w:t>
             </w:r>
@@ -528,9 +790,16 @@
             <w:tcW w:type="dxa" w:w="2160"/>
           </w:tcPr>
           <w:p>
+            <w:pPr>
+              <w:spacing w:line="360" w:lineRule="auto" w:before="0" w:after="0"/>
+              <w:ind w:firstLine="0"/>
+              <w:jc w:val="both"/>
+            </w:pPr>
             <w:r>
               <w:rPr>
-                <w:sz w:val="18"/>
+                <w:rFonts w:ascii="Times New Roman" w:hAnsi="Times New Roman" w:eastAsia="Times New Roman" w:cs="Times New Roman"/>
+                <w:b w:val="0"/>
+                <w:sz w:val="22"/>
               </w:rPr>
               <w:t>не меньше 4 строк</w:t>
             </w:r>
@@ -543,9 +812,16 @@
             <w:tcW w:type="dxa" w:w="2160"/>
           </w:tcPr>
           <w:p>
+            <w:pPr>
+              <w:spacing w:line="360" w:lineRule="auto" w:before="0" w:after="0"/>
+              <w:ind w:firstLine="0"/>
+              <w:jc w:val="both"/>
+            </w:pPr>
             <w:r>
               <w:rPr>
-                <w:sz w:val="18"/>
+                <w:rFonts w:ascii="Times New Roman" w:hAnsi="Times New Roman" w:eastAsia="Times New Roman" w:cs="Times New Roman"/>
+                <w:b w:val="0"/>
+                <w:sz w:val="22"/>
               </w:rPr>
               <w:t>3</w:t>
             </w:r>
@@ -556,9 +832,16 @@
             <w:tcW w:type="dxa" w:w="2160"/>
           </w:tcPr>
           <w:p>
+            <w:pPr>
+              <w:spacing w:line="360" w:lineRule="auto" w:before="0" w:after="0"/>
+              <w:ind w:firstLine="0"/>
+              <w:jc w:val="both"/>
+            </w:pPr>
             <w:r>
               <w:rPr>
-                <w:sz w:val="18"/>
+                <w:rFonts w:ascii="Times New Roman" w:hAnsi="Times New Roman" w:eastAsia="Times New Roman" w:cs="Times New Roman"/>
+                <w:b w:val="0"/>
+                <w:sz w:val="22"/>
               </w:rPr>
               <w:t>Топ-3 продукта по выручке</w:t>
             </w:r>
@@ -569,9 +852,16 @@
             <w:tcW w:type="dxa" w:w="2160"/>
           </w:tcPr>
           <w:p>
+            <w:pPr>
+              <w:spacing w:line="360" w:lineRule="auto" w:before="0" w:after="0"/>
+              <w:ind w:firstLine="0"/>
+              <w:jc w:val="both"/>
+            </w:pPr>
             <w:r>
               <w:rPr>
-                <w:sz w:val="18"/>
+                <w:rFonts w:ascii="Times New Roman" w:hAnsi="Times New Roman" w:eastAsia="Times New Roman" w:cs="Times New Roman"/>
+                <w:b w:val="0"/>
+                <w:sz w:val="22"/>
               </w:rPr>
               <w:t>JOIN, ORDER BY, LIMIT</w:t>
             </w:r>
@@ -582,9 +872,16 @@
             <w:tcW w:type="dxa" w:w="2160"/>
           </w:tcPr>
           <w:p>
+            <w:pPr>
+              <w:spacing w:line="360" w:lineRule="auto" w:before="0" w:after="0"/>
+              <w:ind w:firstLine="0"/>
+              <w:jc w:val="both"/>
+            </w:pPr>
             <w:r>
               <w:rPr>
-                <w:sz w:val="18"/>
+                <w:rFonts w:ascii="Times New Roman" w:hAnsi="Times New Roman" w:eastAsia="Times New Roman" w:cs="Times New Roman"/>
+                <w:b w:val="0"/>
+                <w:sz w:val="22"/>
               </w:rPr>
               <w:t>3 строки</w:t>
             </w:r>
@@ -597,9 +894,16 @@
             <w:tcW w:type="dxa" w:w="2160"/>
           </w:tcPr>
           <w:p>
+            <w:pPr>
+              <w:spacing w:line="360" w:lineRule="auto" w:before="0" w:after="0"/>
+              <w:ind w:firstLine="0"/>
+              <w:jc w:val="both"/>
+            </w:pPr>
             <w:r>
               <w:rPr>
-                <w:sz w:val="18"/>
+                <w:rFonts w:ascii="Times New Roman" w:hAnsi="Times New Roman" w:eastAsia="Times New Roman" w:cs="Times New Roman"/>
+                <w:b w:val="0"/>
+                <w:sz w:val="22"/>
               </w:rPr>
               <w:t>4</w:t>
             </w:r>
@@ -610,9 +914,16 @@
             <w:tcW w:type="dxa" w:w="2160"/>
           </w:tcPr>
           <w:p>
+            <w:pPr>
+              <w:spacing w:line="360" w:lineRule="auto" w:before="0" w:after="0"/>
+              <w:ind w:firstLine="0"/>
+              <w:jc w:val="both"/>
+            </w:pPr>
             <w:r>
               <w:rPr>
-                <w:sz w:val="18"/>
+                <w:rFonts w:ascii="Times New Roman" w:hAnsi="Times New Roman" w:eastAsia="Times New Roman" w:cs="Times New Roman"/>
+                <w:b w:val="0"/>
+                <w:sz w:val="22"/>
               </w:rPr>
               <w:t>Заказы дороже среднего</w:t>
             </w:r>
@@ -623,9 +934,16 @@
             <w:tcW w:type="dxa" w:w="2160"/>
           </w:tcPr>
           <w:p>
+            <w:pPr>
+              <w:spacing w:line="360" w:lineRule="auto" w:before="0" w:after="0"/>
+              <w:ind w:firstLine="0"/>
+              <w:jc w:val="both"/>
+            </w:pPr>
             <w:r>
               <w:rPr>
-                <w:sz w:val="18"/>
+                <w:rFonts w:ascii="Times New Roman" w:hAnsi="Times New Roman" w:eastAsia="Times New Roman" w:cs="Times New Roman"/>
+                <w:b w:val="0"/>
+                <w:sz w:val="22"/>
               </w:rPr>
               <w:t>подзапрос, HAVING</w:t>
             </w:r>
@@ -636,9 +954,16 @@
             <w:tcW w:type="dxa" w:w="2160"/>
           </w:tcPr>
           <w:p>
+            <w:pPr>
+              <w:spacing w:line="360" w:lineRule="auto" w:before="0" w:after="0"/>
+              <w:ind w:firstLine="0"/>
+              <w:jc w:val="both"/>
+            </w:pPr>
             <w:r>
               <w:rPr>
-                <w:sz w:val="18"/>
+                <w:rFonts w:ascii="Times New Roman" w:hAnsi="Times New Roman" w:eastAsia="Times New Roman" w:cs="Times New Roman"/>
+                <w:b w:val="0"/>
+                <w:sz w:val="22"/>
               </w:rPr>
               <w:t>3 строки</w:t>
             </w:r>
@@ -651,9 +976,16 @@
             <w:tcW w:type="dxa" w:w="2160"/>
           </w:tcPr>
           <w:p>
+            <w:pPr>
+              <w:spacing w:line="360" w:lineRule="auto" w:before="0" w:after="0"/>
+              <w:ind w:firstLine="0"/>
+              <w:jc w:val="both"/>
+            </w:pPr>
             <w:r>
               <w:rPr>
-                <w:sz w:val="18"/>
+                <w:rFonts w:ascii="Times New Roman" w:hAnsi="Times New Roman" w:eastAsia="Times New Roman" w:cs="Times New Roman"/>
+                <w:b w:val="0"/>
+                <w:sz w:val="22"/>
               </w:rPr>
               <w:t>5</w:t>
             </w:r>
@@ -664,9 +996,16 @@
             <w:tcW w:type="dxa" w:w="2160"/>
           </w:tcPr>
           <w:p>
+            <w:pPr>
+              <w:spacing w:line="360" w:lineRule="auto" w:before="0" w:after="0"/>
+              <w:ind w:firstLine="0"/>
+              <w:jc w:val="both"/>
+            </w:pPr>
             <w:r>
               <w:rPr>
-                <w:sz w:val="18"/>
+                <w:rFonts w:ascii="Times New Roman" w:hAnsi="Times New Roman" w:eastAsia="Times New Roman" w:cs="Times New Roman"/>
+                <w:b w:val="0"/>
+                <w:sz w:val="22"/>
               </w:rPr>
               <w:t>Продукты без норм</w:t>
             </w:r>
@@ -677,9 +1016,16 @@
             <w:tcW w:type="dxa" w:w="2160"/>
           </w:tcPr>
           <w:p>
+            <w:pPr>
+              <w:spacing w:line="360" w:lineRule="auto" w:before="0" w:after="0"/>
+              <w:ind w:firstLine="0"/>
+              <w:jc w:val="both"/>
+            </w:pPr>
             <w:r>
               <w:rPr>
-                <w:sz w:val="18"/>
+                <w:rFonts w:ascii="Times New Roman" w:hAnsi="Times New Roman" w:eastAsia="Times New Roman" w:cs="Times New Roman"/>
+                <w:b w:val="0"/>
+                <w:sz w:val="22"/>
               </w:rPr>
               <w:t>LEFT JOIN, IS NULL</w:t>
             </w:r>
@@ -690,9 +1036,16 @@
             <w:tcW w:type="dxa" w:w="2160"/>
           </w:tcPr>
           <w:p>
+            <w:pPr>
+              <w:spacing w:line="360" w:lineRule="auto" w:before="0" w:after="0"/>
+              <w:ind w:firstLine="0"/>
+              <w:jc w:val="both"/>
+            </w:pPr>
             <w:r>
               <w:rPr>
-                <w:sz w:val="18"/>
+                <w:rFonts w:ascii="Times New Roman" w:hAnsi="Times New Roman" w:eastAsia="Times New Roman" w:cs="Times New Roman"/>
+                <w:b w:val="0"/>
+                <w:sz w:val="22"/>
               </w:rPr>
               <w:t>1 строка</w:t>
             </w:r>
@@ -705,9 +1058,16 @@
             <w:tcW w:type="dxa" w:w="2160"/>
           </w:tcPr>
           <w:p>
+            <w:pPr>
+              <w:spacing w:line="360" w:lineRule="auto" w:before="0" w:after="0"/>
+              <w:ind w:firstLine="0"/>
+              <w:jc w:val="both"/>
+            </w:pPr>
             <w:r>
               <w:rPr>
-                <w:sz w:val="18"/>
+                <w:rFonts w:ascii="Times New Roman" w:hAnsi="Times New Roman" w:eastAsia="Times New Roman" w:cs="Times New Roman"/>
+                <w:b w:val="0"/>
+                <w:sz w:val="22"/>
               </w:rPr>
               <w:t>6</w:t>
             </w:r>
@@ -718,9 +1078,16 @@
             <w:tcW w:type="dxa" w:w="2160"/>
           </w:tcPr>
           <w:p>
+            <w:pPr>
+              <w:spacing w:line="360" w:lineRule="auto" w:before="0" w:after="0"/>
+              <w:ind w:firstLine="0"/>
+              <w:jc w:val="both"/>
+            </w:pPr>
             <w:r>
               <w:rPr>
-                <w:sz w:val="18"/>
+                <w:rFonts w:ascii="Times New Roman" w:hAnsi="Times New Roman" w:eastAsia="Times New Roman" w:cs="Times New Roman"/>
+                <w:b w:val="0"/>
+                <w:sz w:val="22"/>
               </w:rPr>
               <w:t>Доля материала в стоимости</w:t>
             </w:r>
@@ -731,9 +1098,16 @@
             <w:tcW w:type="dxa" w:w="2160"/>
           </w:tcPr>
           <w:p>
+            <w:pPr>
+              <w:spacing w:line="360" w:lineRule="auto" w:before="0" w:after="0"/>
+              <w:ind w:firstLine="0"/>
+              <w:jc w:val="both"/>
+            </w:pPr>
             <w:r>
               <w:rPr>
-                <w:sz w:val="18"/>
+                <w:rFonts w:ascii="Times New Roman" w:hAnsi="Times New Roman" w:eastAsia="Times New Roman" w:cs="Times New Roman"/>
+                <w:b w:val="0"/>
+                <w:sz w:val="22"/>
               </w:rPr>
               <w:t>окно или подзапрос</w:t>
             </w:r>
@@ -744,9 +1118,16 @@
             <w:tcW w:type="dxa" w:w="2160"/>
           </w:tcPr>
           <w:p>
+            <w:pPr>
+              <w:spacing w:line="360" w:lineRule="auto" w:before="0" w:after="0"/>
+              <w:ind w:firstLine="0"/>
+              <w:jc w:val="both"/>
+            </w:pPr>
             <w:r>
               <w:rPr>
-                <w:sz w:val="18"/>
+                <w:rFonts w:ascii="Times New Roman" w:hAnsi="Times New Roman" w:eastAsia="Times New Roman" w:cs="Times New Roman"/>
+                <w:b w:val="0"/>
+                <w:sz w:val="22"/>
               </w:rPr>
               <w:t>сумма долей 100 процентов</w:t>
             </w:r>
@@ -756,10 +1137,16 @@
     </w:tbl>
     <w:p/>
     <w:p>
+      <w:pPr>
+        <w:spacing w:line="360" w:lineRule="auto" w:before="0" w:after="0"/>
+        <w:ind w:firstLine="709"/>
+        <w:jc w:val="both"/>
+      </w:pPr>
       <w:r>
         <w:rPr>
+          <w:rFonts w:ascii="Times New Roman" w:hAnsi="Times New Roman" w:eastAsia="Times New Roman" w:cs="Times New Roman"/>
           <w:b/>
-          <w:sz w:val="24"/>
+          <w:sz w:val="28"/>
         </w:rPr>
         <w:t>Проверка запросов</w:t>
       </w:r>
@@ -768,6 +1155,7 @@
       <w:tblPr>
         <w:tblStyle w:val="TableGrid"/>
         <w:tblW w:type="auto" w:w="0"/>
+        <w:tblLayout w:type="autofit"/>
         <w:tblLook w:firstColumn="1" w:firstRow="1" w:lastColumn="0" w:lastRow="0" w:noHBand="0" w:noVBand="1" w:val="04A0"/>
       </w:tblPr>
       <w:tblGrid>
@@ -781,9 +1169,16 @@
             <w:tcW w:type="dxa" w:w="2880"/>
           </w:tcPr>
           <w:p>
+            <w:pPr>
+              <w:spacing w:line="360" w:lineRule="auto" w:before="0" w:after="0"/>
+              <w:ind w:firstLine="0"/>
+              <w:jc w:val="center"/>
+            </w:pPr>
             <w:r>
               <w:rPr>
-                <w:sz w:val="18"/>
+                <w:rFonts w:ascii="Times New Roman" w:hAnsi="Times New Roman" w:eastAsia="Times New Roman" w:cs="Times New Roman"/>
+                <w:b/>
+                <w:sz w:val="22"/>
               </w:rPr>
               <w:t>Проверка</w:t>
             </w:r>
@@ -794,9 +1189,16 @@
             <w:tcW w:type="dxa" w:w="2880"/>
           </w:tcPr>
           <w:p>
+            <w:pPr>
+              <w:spacing w:line="360" w:lineRule="auto" w:before="0" w:after="0"/>
+              <w:ind w:firstLine="0"/>
+              <w:jc w:val="center"/>
+            </w:pPr>
             <w:r>
               <w:rPr>
-                <w:sz w:val="18"/>
+                <w:rFonts w:ascii="Times New Roman" w:hAnsi="Times New Roman" w:eastAsia="Times New Roman" w:cs="Times New Roman"/>
+                <w:b/>
+                <w:sz w:val="22"/>
               </w:rPr>
               <w:t>Как проверить</w:t>
             </w:r>
@@ -807,9 +1209,16 @@
             <w:tcW w:type="dxa" w:w="2880"/>
           </w:tcPr>
           <w:p>
+            <w:pPr>
+              <w:spacing w:line="360" w:lineRule="auto" w:before="0" w:after="0"/>
+              <w:ind w:firstLine="0"/>
+              <w:jc w:val="center"/>
+            </w:pPr>
             <w:r>
               <w:rPr>
-                <w:sz w:val="18"/>
+                <w:rFonts w:ascii="Times New Roman" w:hAnsi="Times New Roman" w:eastAsia="Times New Roman" w:cs="Times New Roman"/>
+                <w:b/>
+                <w:sz w:val="22"/>
               </w:rPr>
               <w:t>Факт</w:t>
             </w:r>
@@ -822,9 +1231,16 @@
             <w:tcW w:type="dxa" w:w="2880"/>
           </w:tcPr>
           <w:p>
+            <w:pPr>
+              <w:spacing w:line="360" w:lineRule="auto" w:before="0" w:after="0"/>
+              <w:ind w:firstLine="0"/>
+              <w:jc w:val="both"/>
+            </w:pPr>
             <w:r>
               <w:rPr>
-                <w:sz w:val="18"/>
+                <w:rFonts w:ascii="Times New Roman" w:hAnsi="Times New Roman" w:eastAsia="Times New Roman" w:cs="Times New Roman"/>
+                <w:b w:val="0"/>
+                <w:sz w:val="22"/>
               </w:rPr>
               <w:t>Сумма строк</w:t>
             </w:r>
@@ -835,9 +1251,16 @@
             <w:tcW w:type="dxa" w:w="2880"/>
           </w:tcPr>
           <w:p>
+            <w:pPr>
+              <w:spacing w:line="360" w:lineRule="auto" w:before="0" w:after="0"/>
+              <w:ind w:firstLine="0"/>
+              <w:jc w:val="both"/>
+            </w:pPr>
             <w:r>
               <w:rPr>
-                <w:sz w:val="18"/>
+                <w:rFonts w:ascii="Times New Roman" w:hAnsi="Times New Roman" w:eastAsia="Times New Roman" w:cs="Times New Roman"/>
+                <w:b w:val="0"/>
+                <w:sz w:val="22"/>
               </w:rPr>
               <w:t>сверить с ручным расчётом</w:t>
             </w:r>
@@ -848,9 +1271,16 @@
             <w:tcW w:type="dxa" w:w="2880"/>
           </w:tcPr>
           <w:p>
+            <w:pPr>
+              <w:spacing w:line="360" w:lineRule="auto" w:before="0" w:after="0"/>
+              <w:ind w:firstLine="0"/>
+              <w:jc w:val="both"/>
+            </w:pPr>
             <w:r>
               <w:rPr>
-                <w:sz w:val="18"/>
+                <w:rFonts w:ascii="Times New Roman" w:hAnsi="Times New Roman" w:eastAsia="Times New Roman" w:cs="Times New Roman"/>
+                <w:b w:val="0"/>
+                <w:sz w:val="22"/>
               </w:rPr>
             </w:r>
           </w:p>
@@ -862,9 +1292,16 @@
             <w:tcW w:type="dxa" w:w="2880"/>
           </w:tcPr>
           <w:p>
+            <w:pPr>
+              <w:spacing w:line="360" w:lineRule="auto" w:before="0" w:after="0"/>
+              <w:ind w:firstLine="0"/>
+              <w:jc w:val="both"/>
+            </w:pPr>
             <w:r>
               <w:rPr>
-                <w:sz w:val="18"/>
+                <w:rFonts w:ascii="Times New Roman" w:hAnsi="Times New Roman" w:eastAsia="Times New Roman" w:cs="Times New Roman"/>
+                <w:b w:val="0"/>
+                <w:sz w:val="22"/>
               </w:rPr>
               <w:t>NULL</w:t>
             </w:r>
@@ -875,9 +1312,16 @@
             <w:tcW w:type="dxa" w:w="2880"/>
           </w:tcPr>
           <w:p>
+            <w:pPr>
+              <w:spacing w:line="360" w:lineRule="auto" w:before="0" w:after="0"/>
+              <w:ind w:firstLine="0"/>
+              <w:jc w:val="both"/>
+            </w:pPr>
             <w:r>
               <w:rPr>
-                <w:sz w:val="18"/>
+                <w:rFonts w:ascii="Times New Roman" w:hAnsi="Times New Roman" w:eastAsia="Times New Roman" w:cs="Times New Roman"/>
+                <w:b w:val="0"/>
+                <w:sz w:val="22"/>
               </w:rPr>
               <w:t>LEFT JOIN не теряет продукты</w:t>
             </w:r>
@@ -888,9 +1332,16 @@
             <w:tcW w:type="dxa" w:w="2880"/>
           </w:tcPr>
           <w:p>
+            <w:pPr>
+              <w:spacing w:line="360" w:lineRule="auto" w:before="0" w:after="0"/>
+              <w:ind w:firstLine="0"/>
+              <w:jc w:val="both"/>
+            </w:pPr>
             <w:r>
               <w:rPr>
-                <w:sz w:val="18"/>
+                <w:rFonts w:ascii="Times New Roman" w:hAnsi="Times New Roman" w:eastAsia="Times New Roman" w:cs="Times New Roman"/>
+                <w:b w:val="0"/>
+                <w:sz w:val="22"/>
               </w:rPr>
             </w:r>
           </w:p>
@@ -902,9 +1353,16 @@
             <w:tcW w:type="dxa" w:w="2880"/>
           </w:tcPr>
           <w:p>
+            <w:pPr>
+              <w:spacing w:line="360" w:lineRule="auto" w:before="0" w:after="0"/>
+              <w:ind w:firstLine="0"/>
+              <w:jc w:val="both"/>
+            </w:pPr>
             <w:r>
               <w:rPr>
-                <w:sz w:val="18"/>
+                <w:rFonts w:ascii="Times New Roman" w:hAnsi="Times New Roman" w:eastAsia="Times New Roman" w:cs="Times New Roman"/>
+                <w:b w:val="0"/>
+                <w:sz w:val="22"/>
               </w:rPr>
               <w:t>Дубликаты</w:t>
             </w:r>
@@ -915,9 +1373,16 @@
             <w:tcW w:type="dxa" w:w="2880"/>
           </w:tcPr>
           <w:p>
+            <w:pPr>
+              <w:spacing w:line="360" w:lineRule="auto" w:before="0" w:after="0"/>
+              <w:ind w:firstLine="0"/>
+              <w:jc w:val="both"/>
+            </w:pPr>
             <w:r>
               <w:rPr>
-                <w:sz w:val="18"/>
+                <w:rFonts w:ascii="Times New Roman" w:hAnsi="Times New Roman" w:eastAsia="Times New Roman" w:cs="Times New Roman"/>
+                <w:b w:val="0"/>
+                <w:sz w:val="22"/>
               </w:rPr>
               <w:t>COUNT DISTINCT</w:t>
             </w:r>
@@ -928,9 +1393,16 @@
             <w:tcW w:type="dxa" w:w="2880"/>
           </w:tcPr>
           <w:p>
+            <w:pPr>
+              <w:spacing w:line="360" w:lineRule="auto" w:before="0" w:after="0"/>
+              <w:ind w:firstLine="0"/>
+              <w:jc w:val="both"/>
+            </w:pPr>
             <w:r>
               <w:rPr>
-                <w:sz w:val="18"/>
+                <w:rFonts w:ascii="Times New Roman" w:hAnsi="Times New Roman" w:eastAsia="Times New Roman" w:cs="Times New Roman"/>
+                <w:b w:val="0"/>
+                <w:sz w:val="22"/>
               </w:rPr>
             </w:r>
           </w:p>
@@ -942,9 +1414,16 @@
             <w:tcW w:type="dxa" w:w="2880"/>
           </w:tcPr>
           <w:p>
+            <w:pPr>
+              <w:spacing w:line="360" w:lineRule="auto" w:before="0" w:after="0"/>
+              <w:ind w:firstLine="0"/>
+              <w:jc w:val="both"/>
+            </w:pPr>
             <w:r>
               <w:rPr>
-                <w:sz w:val="18"/>
+                <w:rFonts w:ascii="Times New Roman" w:hAnsi="Times New Roman" w:eastAsia="Times New Roman" w:cs="Times New Roman"/>
+                <w:b w:val="0"/>
+                <w:sz w:val="22"/>
               </w:rPr>
               <w:t>План</w:t>
             </w:r>
@@ -955,9 +1434,16 @@
             <w:tcW w:type="dxa" w:w="2880"/>
           </w:tcPr>
           <w:p>
+            <w:pPr>
+              <w:spacing w:line="360" w:lineRule="auto" w:before="0" w:after="0"/>
+              <w:ind w:firstLine="0"/>
+              <w:jc w:val="both"/>
+            </w:pPr>
             <w:r>
               <w:rPr>
-                <w:sz w:val="18"/>
+                <w:rFonts w:ascii="Times New Roman" w:hAnsi="Times New Roman" w:eastAsia="Times New Roman" w:cs="Times New Roman"/>
+                <w:b w:val="0"/>
+                <w:sz w:val="22"/>
               </w:rPr>
               <w:t>EXPLAIN QUERY PLAN</w:t>
             </w:r>
@@ -968,9 +1454,16 @@
             <w:tcW w:type="dxa" w:w="2880"/>
           </w:tcPr>
           <w:p>
+            <w:pPr>
+              <w:spacing w:line="360" w:lineRule="auto" w:before="0" w:after="0"/>
+              <w:ind w:firstLine="0"/>
+              <w:jc w:val="both"/>
+            </w:pPr>
             <w:r>
               <w:rPr>
-                <w:sz w:val="18"/>
+                <w:rFonts w:ascii="Times New Roman" w:hAnsi="Times New Roman" w:eastAsia="Times New Roman" w:cs="Times New Roman"/>
+                <w:b w:val="0"/>
+                <w:sz w:val="22"/>
               </w:rPr>
             </w:r>
           </w:p>
@@ -982,9 +1475,16 @@
             <w:tcW w:type="dxa" w:w="2880"/>
           </w:tcPr>
           <w:p>
+            <w:pPr>
+              <w:spacing w:line="360" w:lineRule="auto" w:before="0" w:after="0"/>
+              <w:ind w:firstLine="0"/>
+              <w:jc w:val="both"/>
+            </w:pPr>
             <w:r>
               <w:rPr>
-                <w:sz w:val="18"/>
+                <w:rFonts w:ascii="Times New Roman" w:hAnsi="Times New Roman" w:eastAsia="Times New Roman" w:cs="Times New Roman"/>
+                <w:b w:val="0"/>
+                <w:sz w:val="22"/>
               </w:rPr>
               <w:t>Индекс</w:t>
             </w:r>
@@ -995,9 +1495,16 @@
             <w:tcW w:type="dxa" w:w="2880"/>
           </w:tcPr>
           <w:p>
+            <w:pPr>
+              <w:spacing w:line="360" w:lineRule="auto" w:before="0" w:after="0"/>
+              <w:ind w:firstLine="0"/>
+              <w:jc w:val="both"/>
+            </w:pPr>
             <w:r>
               <w:rPr>
-                <w:sz w:val="18"/>
+                <w:rFonts w:ascii="Times New Roman" w:hAnsi="Times New Roman" w:eastAsia="Times New Roman" w:cs="Times New Roman"/>
+                <w:b w:val="0"/>
+                <w:sz w:val="22"/>
               </w:rPr>
               <w:t>запрос использует индекс</w:t>
             </w:r>
@@ -1008,9 +1515,16 @@
             <w:tcW w:type="dxa" w:w="2880"/>
           </w:tcPr>
           <w:p>
+            <w:pPr>
+              <w:spacing w:line="360" w:lineRule="auto" w:before="0" w:after="0"/>
+              <w:ind w:firstLine="0"/>
+              <w:jc w:val="both"/>
+            </w:pPr>
             <w:r>
               <w:rPr>
-                <w:sz w:val="18"/>
+                <w:rFonts w:ascii="Times New Roman" w:hAnsi="Times New Roman" w:eastAsia="Times New Roman" w:cs="Times New Roman"/>
+                <w:b w:val="0"/>
+                <w:sz w:val="22"/>
               </w:rPr>
             </w:r>
           </w:p>
@@ -1019,22 +1533,31 @@
     </w:tbl>
     <w:p/>
     <w:p>
+      <w:pPr>
+        <w:spacing w:line="360" w:lineRule="auto" w:before="0" w:after="0"/>
+        <w:ind w:firstLine="709"/>
+        <w:jc w:val="both"/>
+      </w:pPr>
       <w:r>
         <w:rPr>
+          <w:rFonts w:ascii="Times New Roman" w:hAnsi="Times New Roman" w:eastAsia="Times New Roman" w:cs="Times New Roman"/>
           <w:b/>
-          <w:sz w:val="24"/>
+          <w:sz w:val="28"/>
         </w:rPr>
         <w:t>Скриншоты выполнения работы</w:t>
       </w:r>
     </w:p>
     <w:p>
       <w:pPr>
+        <w:spacing w:line="360" w:lineRule="auto" w:before="0" w:after="0"/>
+        <w:ind w:firstLine="0"/>
         <w:jc w:val="center"/>
       </w:pPr>
       <w:r>
         <w:rPr>
+          <w:rFonts w:ascii="Times New Roman" w:hAnsi="Times New Roman" w:eastAsia="Times New Roman" w:cs="Times New Roman"/>
           <w:i/>
-          <w:sz w:val="22"/>
+          <w:sz w:val="28"/>
         </w:rPr>
         <w:t>[ Место для скриншота: схема и тестовые данные ]</w:t>
       </w:r>
@@ -1042,12 +1565,15 @@
     <w:p/>
     <w:p>
       <w:pPr>
+        <w:spacing w:line="360" w:lineRule="auto" w:before="0" w:after="0"/>
+        <w:ind w:firstLine="0"/>
         <w:jc w:val="center"/>
       </w:pPr>
       <w:r>
         <w:rPr>
+          <w:rFonts w:ascii="Times New Roman" w:hAnsi="Times New Roman" w:eastAsia="Times New Roman" w:cs="Times New Roman"/>
           <w:i/>
-          <w:sz w:val="22"/>
+          <w:sz w:val="28"/>
         </w:rPr>
         <w:t>[ Место для скриншота: результат запроса 1 ]</w:t>
       </w:r>
@@ -1055,12 +1581,15 @@
     <w:p/>
     <w:p>
       <w:pPr>
+        <w:spacing w:line="360" w:lineRule="auto" w:before="0" w:after="0"/>
+        <w:ind w:firstLine="0"/>
         <w:jc w:val="center"/>
       </w:pPr>
       <w:r>
         <w:rPr>
+          <w:rFonts w:ascii="Times New Roman" w:hAnsi="Times New Roman" w:eastAsia="Times New Roman" w:cs="Times New Roman"/>
           <w:i/>
-          <w:sz w:val="22"/>
+          <w:sz w:val="28"/>
         </w:rPr>
         <w:t>[ Место для скриншота: результат запроса 2 ]</w:t>
       </w:r>
@@ -1068,12 +1597,15 @@
     <w:p/>
     <w:p>
       <w:pPr>
+        <w:spacing w:line="360" w:lineRule="auto" w:before="0" w:after="0"/>
+        <w:ind w:firstLine="0"/>
         <w:jc w:val="center"/>
       </w:pPr>
       <w:r>
         <w:rPr>
+          <w:rFonts w:ascii="Times New Roman" w:hAnsi="Times New Roman" w:eastAsia="Times New Roman" w:cs="Times New Roman"/>
           <w:i/>
-          <w:sz w:val="22"/>
+          <w:sz w:val="28"/>
         </w:rPr>
         <w:t>[ Место для скриншота: результат запроса 3 ]</w:t>
       </w:r>
@@ -1081,84 +1613,132 @@
     <w:p/>
     <w:p>
       <w:pPr>
+        <w:spacing w:line="360" w:lineRule="auto" w:before="0" w:after="0"/>
+        <w:ind w:firstLine="0"/>
         <w:jc w:val="center"/>
       </w:pPr>
       <w:r>
         <w:rPr>
+          <w:rFonts w:ascii="Times New Roman" w:hAnsi="Times New Roman" w:eastAsia="Times New Roman" w:cs="Times New Roman"/>
           <w:i/>
-          <w:sz w:val="22"/>
+          <w:sz w:val="28"/>
         </w:rPr>
         <w:t>[ Место для скриншота: EXPLAIN QUERY PLAN ]</w:t>
       </w:r>
     </w:p>
     <w:p/>
     <w:p>
+      <w:pPr>
+        <w:pStyle w:val="Heading1"/>
+        <w:keepNext/>
+        <w:keepLines/>
+        <w:spacing w:line="240" w:lineRule="auto" w:before="240" w:after="0"/>
+        <w:ind w:firstLine="0" w:left="0"/>
+        <w:jc w:val="both"/>
+      </w:pPr>
       <w:r>
         <w:rPr>
-          <w:b/>
-          <w:sz w:val="24"/>
+          <w:rFonts w:ascii="Times New Roman" w:hAnsi="Times New Roman" w:eastAsia="Times New Roman" w:cs="Times New Roman"/>
+          <w:b w:val="0"/>
+          <w:sz w:val="28"/>
         </w:rPr>
         <w:t>Вывод</w:t>
       </w:r>
     </w:p>
     <w:p>
+      <w:pPr>
+        <w:spacing w:line="360" w:lineRule="auto" w:before="0" w:after="0"/>
+        <w:ind w:firstLine="709"/>
+        <w:jc w:val="both"/>
+      </w:pPr>
       <w:r>
         <w:rPr>
+          <w:rFonts w:ascii="Times New Roman" w:hAnsi="Times New Roman" w:eastAsia="Times New Roman" w:cs="Times New Roman"/>
           <w:b w:val="0"/>
-          <w:sz w:val="24"/>
+          <w:sz w:val="28"/>
         </w:rPr>
         <w:t>Почему сумма по JOIN может завыситься, если соединить больше таблиц, чем нужно? Как вы проверили, что агрегат не считает дубликаты? Где в запросе появился NULL и что он означает?</w:t>
       </w:r>
     </w:p>
     <w:p>
+      <w:pPr>
+        <w:spacing w:line="360" w:lineRule="auto" w:before="0" w:after="0"/>
+        <w:ind w:firstLine="709"/>
+        <w:jc w:val="both"/>
+      </w:pPr>
       <w:r>
         <w:rPr>
+          <w:rFonts w:ascii="Times New Roman" w:hAnsi="Times New Roman" w:eastAsia="Times New Roman" w:cs="Times New Roman"/>
           <w:b w:val="0"/>
-          <w:sz w:val="24"/>
+          <w:sz w:val="28"/>
         </w:rPr>
         <w:t>________________________________________________________________________</w:t>
       </w:r>
     </w:p>
     <w:p>
+      <w:pPr>
+        <w:spacing w:line="360" w:lineRule="auto" w:before="0" w:after="0"/>
+        <w:ind w:firstLine="709"/>
+        <w:jc w:val="both"/>
+      </w:pPr>
       <w:r>
         <w:rPr>
+          <w:rFonts w:ascii="Times New Roman" w:hAnsi="Times New Roman" w:eastAsia="Times New Roman" w:cs="Times New Roman"/>
           <w:b w:val="0"/>
-          <w:sz w:val="24"/>
+          <w:sz w:val="28"/>
         </w:rPr>
         <w:t>________________________________________________________________________</w:t>
       </w:r>
     </w:p>
     <w:p>
+      <w:pPr>
+        <w:spacing w:line="360" w:lineRule="auto" w:before="0" w:after="0"/>
+        <w:ind w:firstLine="709"/>
+        <w:jc w:val="both"/>
+      </w:pPr>
       <w:r>
         <w:rPr>
+          <w:rFonts w:ascii="Times New Roman" w:hAnsi="Times New Roman" w:eastAsia="Times New Roman" w:cs="Times New Roman"/>
           <w:b w:val="0"/>
-          <w:sz w:val="24"/>
+          <w:sz w:val="28"/>
         </w:rPr>
         <w:t>________________________________________________________________________</w:t>
       </w:r>
     </w:p>
     <w:p>
+      <w:pPr>
+        <w:spacing w:line="360" w:lineRule="auto" w:before="0" w:after="0"/>
+        <w:ind w:firstLine="709"/>
+        <w:jc w:val="both"/>
+      </w:pPr>
       <w:r>
         <w:rPr>
+          <w:rFonts w:ascii="Times New Roman" w:hAnsi="Times New Roman" w:eastAsia="Times New Roman" w:cs="Times New Roman"/>
           <w:b w:val="0"/>
-          <w:sz w:val="24"/>
+          <w:sz w:val="28"/>
         </w:rPr>
         <w:t>________________________________________________________________________</w:t>
       </w:r>
     </w:p>
     <w:p>
+      <w:pPr>
+        <w:spacing w:line="360" w:lineRule="auto" w:before="0" w:after="0"/>
+        <w:ind w:firstLine="709"/>
+        <w:jc w:val="both"/>
+      </w:pPr>
       <w:r>
         <w:rPr>
+          <w:rFonts w:ascii="Times New Roman" w:hAnsi="Times New Roman" w:eastAsia="Times New Roman" w:cs="Times New Roman"/>
           <w:b w:val="0"/>
-          <w:sz w:val="24"/>
+          <w:sz w:val="28"/>
         </w:rPr>
         <w:t>________________________________________________________________________</w:t>
       </w:r>
     </w:p>
     <w:p/>
     <w:sectPr>
-      <w:pgSz w:w="12240" w:h="15840"/>
-      <w:pgMar w:top="1440" w:right="1800" w:bottom="1440" w:left="1800" w:header="720" w:footer="720" w:gutter="0"/>
+      <w:pgSz w:w="11906" w:h="16838"/>
+      <w:pgMar w:top="1134" w:right="850" w:bottom="1134" w:left="1701" w:header="720" w:footer="720" w:gutter="0"/>
       <w:cols w:space="720"/>
       <w:docGrid w:linePitch="360"/>
     </w:sectPr>
@@ -1529,9 +2109,14 @@
     <w:name w:val="Normal"/>
     <w:qFormat/>
     <w:rsid w:val="00FC693F"/>
+    <w:pPr>
+      <w:spacing w:line="360" w:lineRule="auto" w:before="0" w:after="0"/>
+      <w:ind w:firstLine="709"/>
+      <w:jc w:val="both"/>
+    </w:pPr>
     <w:rPr>
-      <w:rFonts w:ascii="Times New Roman" w:hAnsi="Times New Roman"/>
-      <w:sz w:val="24"/>
+      <w:rFonts w:ascii="Times New Roman" w:hAnsi="Times New Roman" w:eastAsia="Times New Roman" w:cs="Times New Roman"/>
+      <w:sz w:val="28"/>
     </w:rPr>
   </w:style>
   <w:style w:type="paragraph" w:styleId="Header">
@@ -1589,12 +2174,14 @@
     <w:pPr>
       <w:keepNext/>
       <w:keepLines/>
-      <w:spacing w:before="480" w:after="0"/>
+      <w:spacing w:before="240" w:after="0" w:line="240" w:lineRule="auto"/>
+      <w:ind w:firstLine="0" w:left="0"/>
+      <w:jc w:val="both"/>
       <w:outlineLvl w:val="0"/>
     </w:pPr>
     <w:rPr>
-      <w:rFonts w:asciiTheme="majorHAnsi" w:eastAsiaTheme="majorEastAsia" w:hAnsiTheme="majorHAnsi" w:cstheme="majorBidi"/>
-      <w:b/>
+      <w:rFonts w:asciiTheme="majorHAnsi" w:eastAsiaTheme="majorEastAsia" w:hAnsiTheme="majorHAnsi" w:cstheme="majorBidi" w:ascii="Times New Roman" w:hAnsi="Times New Roman" w:eastAsia="Times New Roman" w:cs="Times New Roman"/>
+      <w:b w:val="0"/>
       <w:bCs/>
       <w:color w:val="365F91" w:themeColor="accent1" w:themeShade="BF"/>
       <w:sz w:val="28"/>
@@ -1613,15 +2200,17 @@
     <w:pPr>
       <w:keepNext/>
       <w:keepLines/>
-      <w:spacing w:before="200" w:after="0"/>
+      <w:spacing w:before="40" w:after="0" w:line="240" w:lineRule="auto"/>
+      <w:ind w:firstLine="0" w:left="0"/>
+      <w:jc w:val="left"/>
       <w:outlineLvl w:val="1"/>
     </w:pPr>
     <w:rPr>
-      <w:rFonts w:asciiTheme="majorHAnsi" w:eastAsiaTheme="majorEastAsia" w:hAnsiTheme="majorHAnsi" w:cstheme="majorBidi"/>
+      <w:rFonts w:asciiTheme="majorHAnsi" w:eastAsiaTheme="majorEastAsia" w:hAnsiTheme="majorHAnsi" w:cstheme="majorBidi" w:ascii="Times New Roman" w:hAnsi="Times New Roman" w:eastAsia="Times New Roman" w:cs="Times New Roman"/>
       <w:b/>
       <w:bCs/>
       <w:color w:val="4F81BD" w:themeColor="accent1"/>
-      <w:sz w:val="26"/>
+      <w:sz w:val="28"/>
       <w:szCs w:val="26"/>
     </w:rPr>
   </w:style>
@@ -1951,9 +2540,14 @@
     <w:qFormat/>
     <w:rsid w:val="00FC693F"/>
     <w:pPr>
-      <w:ind w:left="720"/>
+      <w:spacing w:line="360" w:lineRule="auto" w:before="0" w:after="0"/>
+      <w:ind w:left="709" w:firstLine="0"/>
       <w:contextualSpacing/>
     </w:pPr>
+    <w:rPr>
+      <w:rFonts w:ascii="Times New Roman" w:hAnsi="Times New Roman" w:eastAsia="Times New Roman" w:cs="Times New Roman"/>
+      <w:sz w:val="28"/>
+    </w:rPr>
   </w:style>
   <w:style w:type="paragraph" w:styleId="BodyText">
     <w:name w:val="Body Text"/>

--- a/courses/4/uifis/reports/UIFIS_practice-16_report-template.docx
+++ b/courses/4/uifis/reports/UIFIS_practice-16_report-template.docx
@@ -12,6 +12,7 @@
         <w:rPr>
           <w:rFonts w:ascii="Times New Roman" w:hAnsi="Times New Roman" w:eastAsia="Times New Roman" w:cs="Times New Roman"/>
           <w:b/>
+          <w:color w:val="000000"/>
           <w:sz w:val="28"/>
         </w:rPr>
         <w:t>Устройство и функционирование информационной системы (МДК.06.03)</w:t>
@@ -27,6 +28,7 @@
         <w:rPr>
           <w:rFonts w:ascii="Times New Roman" w:hAnsi="Times New Roman" w:eastAsia="Times New Roman" w:cs="Times New Roman"/>
           <w:b/>
+          <w:color w:val="000000"/>
           <w:sz w:val="28"/>
         </w:rPr>
         <w:t>Отчёт по практической работе 16</w:t>
@@ -42,6 +44,7 @@
         <w:rPr>
           <w:rFonts w:ascii="Times New Roman" w:hAnsi="Times New Roman" w:eastAsia="Times New Roman" w:cs="Times New Roman"/>
           <w:b w:val="0"/>
+          <w:color w:val="000000"/>
           <w:sz w:val="28"/>
         </w:rPr>
         <w:t>Тема: SQL-запрос с JOIN и агрегацией</w:t>
@@ -58,6 +61,7 @@
         <w:rPr>
           <w:rFonts w:ascii="Times New Roman" w:hAnsi="Times New Roman" w:eastAsia="Times New Roman" w:cs="Times New Roman"/>
           <w:b w:val="0"/>
+          <w:color w:val="000000"/>
           <w:sz w:val="28"/>
         </w:rPr>
         <w:t>ФИО студента: ______________________________________</w:t>
@@ -73,6 +77,7 @@
         <w:rPr>
           <w:rFonts w:ascii="Times New Roman" w:hAnsi="Times New Roman" w:eastAsia="Times New Roman" w:cs="Times New Roman"/>
           <w:b w:val="0"/>
+          <w:color w:val="000000"/>
           <w:sz w:val="28"/>
         </w:rPr>
         <w:t>Группа: ______________________  Дата: _______________</w:t>
@@ -84,14 +89,16 @@
         <w:pStyle w:val="Heading1"/>
         <w:keepNext/>
         <w:keepLines/>
+        <w:pageBreakBefore/>
         <w:spacing w:line="240" w:lineRule="auto" w:before="240" w:after="0"/>
-        <w:ind w:firstLine="0" w:left="0"/>
+        <w:ind w:left="0" w:firstLine="0"/>
         <w:jc w:val="both"/>
       </w:pPr>
       <w:r>
         <w:rPr>
           <w:rFonts w:ascii="Times New Roman" w:hAnsi="Times New Roman" w:eastAsia="Times New Roman" w:cs="Times New Roman"/>
           <w:b w:val="0"/>
+          <w:color w:val="000000"/>
           <w:sz w:val="28"/>
         </w:rPr>
         <w:t>Цель работы</w:t>
@@ -107,6 +114,7 @@
         <w:rPr>
           <w:rFonts w:ascii="Times New Roman" w:hAnsi="Times New Roman" w:eastAsia="Times New Roman" w:cs="Times New Roman"/>
           <w:b w:val="0"/>
+          <w:color w:val="000000"/>
           <w:sz w:val="28"/>
         </w:rPr>
         <w:t>Создать учебную базу заказов и материалов, написать запросы с JOIN, GROUP BY, HAVING и подзапросом, рассчитать стоимость заказа и расход материалов, проверить планы выполнения и оформить результат.</w:t>
@@ -119,13 +127,14 @@
         <w:keepNext/>
         <w:keepLines/>
         <w:spacing w:line="240" w:lineRule="auto" w:before="240" w:after="0"/>
-        <w:ind w:firstLine="0" w:left="0"/>
+        <w:ind w:left="0" w:firstLine="0"/>
         <w:jc w:val="both"/>
       </w:pPr>
       <w:r>
         <w:rPr>
           <w:rFonts w:ascii="Times New Roman" w:hAnsi="Times New Roman" w:eastAsia="Times New Roman" w:cs="Times New Roman"/>
           <w:b w:val="0"/>
+          <w:color w:val="000000"/>
           <w:sz w:val="28"/>
         </w:rPr>
         <w:t>Ход работы</w:t>
@@ -141,6 +150,7 @@
         <w:rPr>
           <w:rFonts w:ascii="Times New Roman" w:hAnsi="Times New Roman" w:eastAsia="Times New Roman" w:cs="Times New Roman"/>
           <w:b/>
+          <w:color w:val="000000"/>
           <w:sz w:val="28"/>
         </w:rPr>
         <w:t>Схема данных</w:t>
@@ -173,6 +183,7 @@
               <w:rPr>
                 <w:rFonts w:ascii="Times New Roman" w:hAnsi="Times New Roman" w:eastAsia="Times New Roman" w:cs="Times New Roman"/>
                 <w:b/>
+                <w:color w:val="000000"/>
                 <w:sz w:val="22"/>
               </w:rPr>
               <w:t>Таблица</w:t>
@@ -193,6 +204,7 @@
               <w:rPr>
                 <w:rFonts w:ascii="Times New Roman" w:hAnsi="Times New Roman" w:eastAsia="Times New Roman" w:cs="Times New Roman"/>
                 <w:b/>
+                <w:color w:val="000000"/>
                 <w:sz w:val="22"/>
               </w:rPr>
               <w:t>Назначение</w:t>
@@ -213,6 +225,7 @@
               <w:rPr>
                 <w:rFonts w:ascii="Times New Roman" w:hAnsi="Times New Roman" w:eastAsia="Times New Roman" w:cs="Times New Roman"/>
                 <w:b/>
+                <w:color w:val="000000"/>
                 <w:sz w:val="22"/>
               </w:rPr>
               <w:t>Ключи и ограничения</w:t>
@@ -235,6 +248,7 @@
               <w:rPr>
                 <w:rFonts w:ascii="Times New Roman" w:hAnsi="Times New Roman" w:eastAsia="Times New Roman" w:cs="Times New Roman"/>
                 <w:b w:val="0"/>
+                <w:color w:val="000000"/>
                 <w:sz w:val="22"/>
               </w:rPr>
               <w:t>products</w:t>
@@ -255,6 +269,7 @@
               <w:rPr>
                 <w:rFonts w:ascii="Times New Roman" w:hAnsi="Times New Roman" w:eastAsia="Times New Roman" w:cs="Times New Roman"/>
                 <w:b w:val="0"/>
+                <w:color w:val="000000"/>
                 <w:sz w:val="22"/>
               </w:rPr>
               <w:t>Готовая продукция</w:t>
@@ -275,6 +290,7 @@
               <w:rPr>
                 <w:rFonts w:ascii="Times New Roman" w:hAnsi="Times New Roman" w:eastAsia="Times New Roman" w:cs="Times New Roman"/>
                 <w:b w:val="0"/>
+                <w:color w:val="000000"/>
                 <w:sz w:val="22"/>
               </w:rPr>
               <w:t>PK product_id, UNIQUE code, CHECK price</w:t>
@@ -297,6 +313,7 @@
               <w:rPr>
                 <w:rFonts w:ascii="Times New Roman" w:hAnsi="Times New Roman" w:eastAsia="Times New Roman" w:cs="Times New Roman"/>
                 <w:b w:val="0"/>
+                <w:color w:val="000000"/>
                 <w:sz w:val="22"/>
               </w:rPr>
               <w:t>materials</w:t>
@@ -317,6 +334,7 @@
               <w:rPr>
                 <w:rFonts w:ascii="Times New Roman" w:hAnsi="Times New Roman" w:eastAsia="Times New Roman" w:cs="Times New Roman"/>
                 <w:b w:val="0"/>
+                <w:color w:val="000000"/>
                 <w:sz w:val="22"/>
               </w:rPr>
               <w:t>Материалы</w:t>
@@ -337,6 +355,7 @@
               <w:rPr>
                 <w:rFonts w:ascii="Times New Roman" w:hAnsi="Times New Roman" w:eastAsia="Times New Roman" w:cs="Times New Roman"/>
                 <w:b w:val="0"/>
+                <w:color w:val="000000"/>
                 <w:sz w:val="22"/>
               </w:rPr>
               <w:t>PK material_id, UNIQUE code, CHECK price</w:t>
@@ -359,6 +378,7 @@
               <w:rPr>
                 <w:rFonts w:ascii="Times New Roman" w:hAnsi="Times New Roman" w:eastAsia="Times New Roman" w:cs="Times New Roman"/>
                 <w:b w:val="0"/>
+                <w:color w:val="000000"/>
                 <w:sz w:val="22"/>
               </w:rPr>
               <w:t>norms</w:t>
@@ -379,6 +399,7 @@
               <w:rPr>
                 <w:rFonts w:ascii="Times New Roman" w:hAnsi="Times New Roman" w:eastAsia="Times New Roman" w:cs="Times New Roman"/>
                 <w:b w:val="0"/>
+                <w:color w:val="000000"/>
                 <w:sz w:val="22"/>
               </w:rPr>
               <w:t>Нормы расхода</w:t>
@@ -399,6 +420,7 @@
               <w:rPr>
                 <w:rFonts w:ascii="Times New Roman" w:hAnsi="Times New Roman" w:eastAsia="Times New Roman" w:cs="Times New Roman"/>
                 <w:b w:val="0"/>
+                <w:color w:val="000000"/>
                 <w:sz w:val="22"/>
               </w:rPr>
               <w:t>PK pair product_id, material_id, CHECK qty</w:t>
@@ -421,6 +443,7 @@
               <w:rPr>
                 <w:rFonts w:ascii="Times New Roman" w:hAnsi="Times New Roman" w:eastAsia="Times New Roman" w:cs="Times New Roman"/>
                 <w:b w:val="0"/>
+                <w:color w:val="000000"/>
                 <w:sz w:val="22"/>
               </w:rPr>
               <w:t>orders</w:t>
@@ -441,6 +464,7 @@
               <w:rPr>
                 <w:rFonts w:ascii="Times New Roman" w:hAnsi="Times New Roman" w:eastAsia="Times New Roman" w:cs="Times New Roman"/>
                 <w:b w:val="0"/>
+                <w:color w:val="000000"/>
                 <w:sz w:val="22"/>
               </w:rPr>
               <w:t>Заказы</w:t>
@@ -461,6 +485,7 @@
               <w:rPr>
                 <w:rFonts w:ascii="Times New Roman" w:hAnsi="Times New Roman" w:eastAsia="Times New Roman" w:cs="Times New Roman"/>
                 <w:b w:val="0"/>
+                <w:color w:val="000000"/>
                 <w:sz w:val="22"/>
               </w:rPr>
               <w:t>PK order_id, CHECK status</w:t>
@@ -483,6 +508,7 @@
               <w:rPr>
                 <w:rFonts w:ascii="Times New Roman" w:hAnsi="Times New Roman" w:eastAsia="Times New Roman" w:cs="Times New Roman"/>
                 <w:b w:val="0"/>
+                <w:color w:val="000000"/>
                 <w:sz w:val="22"/>
               </w:rPr>
               <w:t>order_items</w:t>
@@ -503,6 +529,7 @@
               <w:rPr>
                 <w:rFonts w:ascii="Times New Roman" w:hAnsi="Times New Roman" w:eastAsia="Times New Roman" w:cs="Times New Roman"/>
                 <w:b w:val="0"/>
+                <w:color w:val="000000"/>
                 <w:sz w:val="22"/>
               </w:rPr>
               <w:t>Позиции заказа</w:t>
@@ -523,6 +550,7 @@
               <w:rPr>
                 <w:rFonts w:ascii="Times New Roman" w:hAnsi="Times New Roman" w:eastAsia="Times New Roman" w:cs="Times New Roman"/>
                 <w:b w:val="0"/>
+                <w:color w:val="000000"/>
                 <w:sz w:val="22"/>
               </w:rPr>
               <w:t>PK pair order_id, product_id, CHECK qty</w:t>
@@ -542,6 +570,7 @@
         <w:rPr>
           <w:rFonts w:ascii="Times New Roman" w:hAnsi="Times New Roman" w:eastAsia="Times New Roman" w:cs="Times New Roman"/>
           <w:b/>
+          <w:color w:val="000000"/>
           <w:sz w:val="28"/>
         </w:rPr>
         <w:t>Запросы</w:t>
@@ -575,6 +604,7 @@
               <w:rPr>
                 <w:rFonts w:ascii="Times New Roman" w:hAnsi="Times New Roman" w:eastAsia="Times New Roman" w:cs="Times New Roman"/>
                 <w:b/>
+                <w:color w:val="000000"/>
                 <w:sz w:val="22"/>
               </w:rPr>
               <w:t>Номер</w:t>
@@ -595,6 +625,7 @@
               <w:rPr>
                 <w:rFonts w:ascii="Times New Roman" w:hAnsi="Times New Roman" w:eastAsia="Times New Roman" w:cs="Times New Roman"/>
                 <w:b/>
+                <w:color w:val="000000"/>
                 <w:sz w:val="22"/>
               </w:rPr>
               <w:t>Что считает</w:t>
@@ -615,6 +646,7 @@
               <w:rPr>
                 <w:rFonts w:ascii="Times New Roman" w:hAnsi="Times New Roman" w:eastAsia="Times New Roman" w:cs="Times New Roman"/>
                 <w:b/>
+                <w:color w:val="000000"/>
                 <w:sz w:val="22"/>
               </w:rPr>
               <w:t>Конструкции</w:t>
@@ -635,6 +667,7 @@
               <w:rPr>
                 <w:rFonts w:ascii="Times New Roman" w:hAnsi="Times New Roman" w:eastAsia="Times New Roman" w:cs="Times New Roman"/>
                 <w:b/>
+                <w:color w:val="000000"/>
                 <w:sz w:val="22"/>
               </w:rPr>
               <w:t>Ожидание</w:t>
@@ -657,6 +690,7 @@
               <w:rPr>
                 <w:rFonts w:ascii="Times New Roman" w:hAnsi="Times New Roman" w:eastAsia="Times New Roman" w:cs="Times New Roman"/>
                 <w:b w:val="0"/>
+                <w:color w:val="000000"/>
                 <w:sz w:val="22"/>
               </w:rPr>
               <w:t>1</w:t>
@@ -677,6 +711,7 @@
               <w:rPr>
                 <w:rFonts w:ascii="Times New Roman" w:hAnsi="Times New Roman" w:eastAsia="Times New Roman" w:cs="Times New Roman"/>
                 <w:b w:val="0"/>
+                <w:color w:val="000000"/>
                 <w:sz w:val="22"/>
               </w:rPr>
               <w:t>Стоимость каждого заказа</w:t>
@@ -697,6 +732,7 @@
               <w:rPr>
                 <w:rFonts w:ascii="Times New Roman" w:hAnsi="Times New Roman" w:eastAsia="Times New Roman" w:cs="Times New Roman"/>
                 <w:b w:val="0"/>
+                <w:color w:val="000000"/>
                 <w:sz w:val="22"/>
               </w:rPr>
               <w:t>JOIN, GROUP BY</w:t>
@@ -717,6 +753,7 @@
               <w:rPr>
                 <w:rFonts w:ascii="Times New Roman" w:hAnsi="Times New Roman" w:eastAsia="Times New Roman" w:cs="Times New Roman"/>
                 <w:b w:val="0"/>
+                <w:color w:val="000000"/>
                 <w:sz w:val="22"/>
               </w:rPr>
               <w:t>5 строк</w:t>
@@ -739,6 +776,7 @@
               <w:rPr>
                 <w:rFonts w:ascii="Times New Roman" w:hAnsi="Times New Roman" w:eastAsia="Times New Roman" w:cs="Times New Roman"/>
                 <w:b w:val="0"/>
+                <w:color w:val="000000"/>
                 <w:sz w:val="22"/>
               </w:rPr>
               <w:t>2</w:t>
@@ -759,6 +797,7 @@
               <w:rPr>
                 <w:rFonts w:ascii="Times New Roman" w:hAnsi="Times New Roman" w:eastAsia="Times New Roman" w:cs="Times New Roman"/>
                 <w:b w:val="0"/>
+                <w:color w:val="000000"/>
                 <w:sz w:val="22"/>
               </w:rPr>
               <w:t>Потребность в материалах</w:t>
@@ -779,6 +818,7 @@
               <w:rPr>
                 <w:rFonts w:ascii="Times New Roman" w:hAnsi="Times New Roman" w:eastAsia="Times New Roman" w:cs="Times New Roman"/>
                 <w:b w:val="0"/>
+                <w:color w:val="000000"/>
                 <w:sz w:val="22"/>
               </w:rPr>
               <w:t>JOIN, SUM</w:t>
@@ -799,6 +839,7 @@
               <w:rPr>
                 <w:rFonts w:ascii="Times New Roman" w:hAnsi="Times New Roman" w:eastAsia="Times New Roman" w:cs="Times New Roman"/>
                 <w:b w:val="0"/>
+                <w:color w:val="000000"/>
                 <w:sz w:val="22"/>
               </w:rPr>
               <w:t>не меньше 4 строк</w:t>
@@ -821,6 +862,7 @@
               <w:rPr>
                 <w:rFonts w:ascii="Times New Roman" w:hAnsi="Times New Roman" w:eastAsia="Times New Roman" w:cs="Times New Roman"/>
                 <w:b w:val="0"/>
+                <w:color w:val="000000"/>
                 <w:sz w:val="22"/>
               </w:rPr>
               <w:t>3</w:t>
@@ -841,6 +883,7 @@
               <w:rPr>
                 <w:rFonts w:ascii="Times New Roman" w:hAnsi="Times New Roman" w:eastAsia="Times New Roman" w:cs="Times New Roman"/>
                 <w:b w:val="0"/>
+                <w:color w:val="000000"/>
                 <w:sz w:val="22"/>
               </w:rPr>
               <w:t>Топ-3 продукта по выручке</w:t>
@@ -861,6 +904,7 @@
               <w:rPr>
                 <w:rFonts w:ascii="Times New Roman" w:hAnsi="Times New Roman" w:eastAsia="Times New Roman" w:cs="Times New Roman"/>
                 <w:b w:val="0"/>
+                <w:color w:val="000000"/>
                 <w:sz w:val="22"/>
               </w:rPr>
               <w:t>JOIN, ORDER BY, LIMIT</w:t>
@@ -881,6 +925,7 @@
               <w:rPr>
                 <w:rFonts w:ascii="Times New Roman" w:hAnsi="Times New Roman" w:eastAsia="Times New Roman" w:cs="Times New Roman"/>
                 <w:b w:val="0"/>
+                <w:color w:val="000000"/>
                 <w:sz w:val="22"/>
               </w:rPr>
               <w:t>3 строки</w:t>
@@ -903,6 +948,7 @@
               <w:rPr>
                 <w:rFonts w:ascii="Times New Roman" w:hAnsi="Times New Roman" w:eastAsia="Times New Roman" w:cs="Times New Roman"/>
                 <w:b w:val="0"/>
+                <w:color w:val="000000"/>
                 <w:sz w:val="22"/>
               </w:rPr>
               <w:t>4</w:t>
@@ -923,6 +969,7 @@
               <w:rPr>
                 <w:rFonts w:ascii="Times New Roman" w:hAnsi="Times New Roman" w:eastAsia="Times New Roman" w:cs="Times New Roman"/>
                 <w:b w:val="0"/>
+                <w:color w:val="000000"/>
                 <w:sz w:val="22"/>
               </w:rPr>
               <w:t>Заказы дороже среднего</w:t>
@@ -943,6 +990,7 @@
               <w:rPr>
                 <w:rFonts w:ascii="Times New Roman" w:hAnsi="Times New Roman" w:eastAsia="Times New Roman" w:cs="Times New Roman"/>
                 <w:b w:val="0"/>
+                <w:color w:val="000000"/>
                 <w:sz w:val="22"/>
               </w:rPr>
               <w:t>подзапрос, HAVING</w:t>
@@ -963,6 +1011,7 @@
               <w:rPr>
                 <w:rFonts w:ascii="Times New Roman" w:hAnsi="Times New Roman" w:eastAsia="Times New Roman" w:cs="Times New Roman"/>
                 <w:b w:val="0"/>
+                <w:color w:val="000000"/>
                 <w:sz w:val="22"/>
               </w:rPr>
               <w:t>3 строки</w:t>
@@ -985,6 +1034,7 @@
               <w:rPr>
                 <w:rFonts w:ascii="Times New Roman" w:hAnsi="Times New Roman" w:eastAsia="Times New Roman" w:cs="Times New Roman"/>
                 <w:b w:val="0"/>
+                <w:color w:val="000000"/>
                 <w:sz w:val="22"/>
               </w:rPr>
               <w:t>5</w:t>
@@ -1005,6 +1055,7 @@
               <w:rPr>
                 <w:rFonts w:ascii="Times New Roman" w:hAnsi="Times New Roman" w:eastAsia="Times New Roman" w:cs="Times New Roman"/>
                 <w:b w:val="0"/>
+                <w:color w:val="000000"/>
                 <w:sz w:val="22"/>
               </w:rPr>
               <w:t>Продукты без норм</w:t>
@@ -1025,6 +1076,7 @@
               <w:rPr>
                 <w:rFonts w:ascii="Times New Roman" w:hAnsi="Times New Roman" w:eastAsia="Times New Roman" w:cs="Times New Roman"/>
                 <w:b w:val="0"/>
+                <w:color w:val="000000"/>
                 <w:sz w:val="22"/>
               </w:rPr>
               <w:t>LEFT JOIN, IS NULL</w:t>
@@ -1045,6 +1097,7 @@
               <w:rPr>
                 <w:rFonts w:ascii="Times New Roman" w:hAnsi="Times New Roman" w:eastAsia="Times New Roman" w:cs="Times New Roman"/>
                 <w:b w:val="0"/>
+                <w:color w:val="000000"/>
                 <w:sz w:val="22"/>
               </w:rPr>
               <w:t>1 строка</w:t>
@@ -1067,6 +1120,7 @@
               <w:rPr>
                 <w:rFonts w:ascii="Times New Roman" w:hAnsi="Times New Roman" w:eastAsia="Times New Roman" w:cs="Times New Roman"/>
                 <w:b w:val="0"/>
+                <w:color w:val="000000"/>
                 <w:sz w:val="22"/>
               </w:rPr>
               <w:t>6</w:t>
@@ -1087,6 +1141,7 @@
               <w:rPr>
                 <w:rFonts w:ascii="Times New Roman" w:hAnsi="Times New Roman" w:eastAsia="Times New Roman" w:cs="Times New Roman"/>
                 <w:b w:val="0"/>
+                <w:color w:val="000000"/>
                 <w:sz w:val="22"/>
               </w:rPr>
               <w:t>Доля материала в стоимости</w:t>
@@ -1107,6 +1162,7 @@
               <w:rPr>
                 <w:rFonts w:ascii="Times New Roman" w:hAnsi="Times New Roman" w:eastAsia="Times New Roman" w:cs="Times New Roman"/>
                 <w:b w:val="0"/>
+                <w:color w:val="000000"/>
                 <w:sz w:val="22"/>
               </w:rPr>
               <w:t>окно или подзапрос</w:t>
@@ -1127,6 +1183,7 @@
               <w:rPr>
                 <w:rFonts w:ascii="Times New Roman" w:hAnsi="Times New Roman" w:eastAsia="Times New Roman" w:cs="Times New Roman"/>
                 <w:b w:val="0"/>
+                <w:color w:val="000000"/>
                 <w:sz w:val="22"/>
               </w:rPr>
               <w:t>сумма долей 100 процентов</w:t>
@@ -1146,6 +1203,7 @@
         <w:rPr>
           <w:rFonts w:ascii="Times New Roman" w:hAnsi="Times New Roman" w:eastAsia="Times New Roman" w:cs="Times New Roman"/>
           <w:b/>
+          <w:color w:val="000000"/>
           <w:sz w:val="28"/>
         </w:rPr>
         <w:t>Проверка запросов</w:t>
@@ -1178,6 +1236,7 @@
               <w:rPr>
                 <w:rFonts w:ascii="Times New Roman" w:hAnsi="Times New Roman" w:eastAsia="Times New Roman" w:cs="Times New Roman"/>
                 <w:b/>
+                <w:color w:val="000000"/>
                 <w:sz w:val="22"/>
               </w:rPr>
               <w:t>Проверка</w:t>
@@ -1198,6 +1257,7 @@
               <w:rPr>
                 <w:rFonts w:ascii="Times New Roman" w:hAnsi="Times New Roman" w:eastAsia="Times New Roman" w:cs="Times New Roman"/>
                 <w:b/>
+                <w:color w:val="000000"/>
                 <w:sz w:val="22"/>
               </w:rPr>
               <w:t>Как проверить</w:t>
@@ -1218,6 +1278,7 @@
               <w:rPr>
                 <w:rFonts w:ascii="Times New Roman" w:hAnsi="Times New Roman" w:eastAsia="Times New Roman" w:cs="Times New Roman"/>
                 <w:b/>
+                <w:color w:val="000000"/>
                 <w:sz w:val="22"/>
               </w:rPr>
               <w:t>Факт</w:t>
@@ -1240,6 +1301,7 @@
               <w:rPr>
                 <w:rFonts w:ascii="Times New Roman" w:hAnsi="Times New Roman" w:eastAsia="Times New Roman" w:cs="Times New Roman"/>
                 <w:b w:val="0"/>
+                <w:color w:val="000000"/>
                 <w:sz w:val="22"/>
               </w:rPr>
               <w:t>Сумма строк</w:t>
@@ -1260,6 +1322,7 @@
               <w:rPr>
                 <w:rFonts w:ascii="Times New Roman" w:hAnsi="Times New Roman" w:eastAsia="Times New Roman" w:cs="Times New Roman"/>
                 <w:b w:val="0"/>
+                <w:color w:val="000000"/>
                 <w:sz w:val="22"/>
               </w:rPr>
               <w:t>сверить с ручным расчётом</w:t>
@@ -1280,6 +1343,7 @@
               <w:rPr>
                 <w:rFonts w:ascii="Times New Roman" w:hAnsi="Times New Roman" w:eastAsia="Times New Roman" w:cs="Times New Roman"/>
                 <w:b w:val="0"/>
+                <w:color w:val="000000"/>
                 <w:sz w:val="22"/>
               </w:rPr>
             </w:r>
@@ -1301,6 +1365,7 @@
               <w:rPr>
                 <w:rFonts w:ascii="Times New Roman" w:hAnsi="Times New Roman" w:eastAsia="Times New Roman" w:cs="Times New Roman"/>
                 <w:b w:val="0"/>
+                <w:color w:val="000000"/>
                 <w:sz w:val="22"/>
               </w:rPr>
               <w:t>NULL</w:t>
@@ -1321,6 +1386,7 @@
               <w:rPr>
                 <w:rFonts w:ascii="Times New Roman" w:hAnsi="Times New Roman" w:eastAsia="Times New Roman" w:cs="Times New Roman"/>
                 <w:b w:val="0"/>
+                <w:color w:val="000000"/>
                 <w:sz w:val="22"/>
               </w:rPr>
               <w:t>LEFT JOIN не теряет продукты</w:t>
@@ -1341,6 +1407,7 @@
               <w:rPr>
                 <w:rFonts w:ascii="Times New Roman" w:hAnsi="Times New Roman" w:eastAsia="Times New Roman" w:cs="Times New Roman"/>
                 <w:b w:val="0"/>
+                <w:color w:val="000000"/>
                 <w:sz w:val="22"/>
               </w:rPr>
             </w:r>
@@ -1362,6 +1429,7 @@
               <w:rPr>
                 <w:rFonts w:ascii="Times New Roman" w:hAnsi="Times New Roman" w:eastAsia="Times New Roman" w:cs="Times New Roman"/>
                 <w:b w:val="0"/>
+                <w:color w:val="000000"/>
                 <w:sz w:val="22"/>
               </w:rPr>
               <w:t>Дубликаты</w:t>
@@ -1382,6 +1450,7 @@
               <w:rPr>
                 <w:rFonts w:ascii="Times New Roman" w:hAnsi="Times New Roman" w:eastAsia="Times New Roman" w:cs="Times New Roman"/>
                 <w:b w:val="0"/>
+                <w:color w:val="000000"/>
                 <w:sz w:val="22"/>
               </w:rPr>
               <w:t>COUNT DISTINCT</w:t>
@@ -1402,6 +1471,7 @@
               <w:rPr>
                 <w:rFonts w:ascii="Times New Roman" w:hAnsi="Times New Roman" w:eastAsia="Times New Roman" w:cs="Times New Roman"/>
                 <w:b w:val="0"/>
+                <w:color w:val="000000"/>
                 <w:sz w:val="22"/>
               </w:rPr>
             </w:r>
@@ -1423,6 +1493,7 @@
               <w:rPr>
                 <w:rFonts w:ascii="Times New Roman" w:hAnsi="Times New Roman" w:eastAsia="Times New Roman" w:cs="Times New Roman"/>
                 <w:b w:val="0"/>
+                <w:color w:val="000000"/>
                 <w:sz w:val="22"/>
               </w:rPr>
               <w:t>План</w:t>
@@ -1443,6 +1514,7 @@
               <w:rPr>
                 <w:rFonts w:ascii="Times New Roman" w:hAnsi="Times New Roman" w:eastAsia="Times New Roman" w:cs="Times New Roman"/>
                 <w:b w:val="0"/>
+                <w:color w:val="000000"/>
                 <w:sz w:val="22"/>
               </w:rPr>
               <w:t>EXPLAIN QUERY PLAN</w:t>
@@ -1463,6 +1535,7 @@
               <w:rPr>
                 <w:rFonts w:ascii="Times New Roman" w:hAnsi="Times New Roman" w:eastAsia="Times New Roman" w:cs="Times New Roman"/>
                 <w:b w:val="0"/>
+                <w:color w:val="000000"/>
                 <w:sz w:val="22"/>
               </w:rPr>
             </w:r>
@@ -1484,6 +1557,7 @@
               <w:rPr>
                 <w:rFonts w:ascii="Times New Roman" w:hAnsi="Times New Roman" w:eastAsia="Times New Roman" w:cs="Times New Roman"/>
                 <w:b w:val="0"/>
+                <w:color w:val="000000"/>
                 <w:sz w:val="22"/>
               </w:rPr>
               <w:t>Индекс</w:t>
@@ -1504,6 +1578,7 @@
               <w:rPr>
                 <w:rFonts w:ascii="Times New Roman" w:hAnsi="Times New Roman" w:eastAsia="Times New Roman" w:cs="Times New Roman"/>
                 <w:b w:val="0"/>
+                <w:color w:val="000000"/>
                 <w:sz w:val="22"/>
               </w:rPr>
               <w:t>запрос использует индекс</w:t>
@@ -1524,6 +1599,7 @@
               <w:rPr>
                 <w:rFonts w:ascii="Times New Roman" w:hAnsi="Times New Roman" w:eastAsia="Times New Roman" w:cs="Times New Roman"/>
                 <w:b w:val="0"/>
+                <w:color w:val="000000"/>
                 <w:sz w:val="22"/>
               </w:rPr>
             </w:r>
@@ -1542,6 +1618,7 @@
         <w:rPr>
           <w:rFonts w:ascii="Times New Roman" w:hAnsi="Times New Roman" w:eastAsia="Times New Roman" w:cs="Times New Roman"/>
           <w:b/>
+          <w:color w:val="000000"/>
           <w:sz w:val="28"/>
         </w:rPr>
         <w:t>Скриншоты выполнения работы</w:t>
@@ -1557,6 +1634,7 @@
         <w:rPr>
           <w:rFonts w:ascii="Times New Roman" w:hAnsi="Times New Roman" w:eastAsia="Times New Roman" w:cs="Times New Roman"/>
           <w:i/>
+          <w:color w:val="000000"/>
           <w:sz w:val="28"/>
         </w:rPr>
         <w:t>[ Место для скриншота: схема и тестовые данные ]</w:t>
@@ -1573,6 +1651,7 @@
         <w:rPr>
           <w:rFonts w:ascii="Times New Roman" w:hAnsi="Times New Roman" w:eastAsia="Times New Roman" w:cs="Times New Roman"/>
           <w:i/>
+          <w:color w:val="000000"/>
           <w:sz w:val="28"/>
         </w:rPr>
         <w:t>[ Место для скриншота: результат запроса 1 ]</w:t>
@@ -1589,6 +1668,7 @@
         <w:rPr>
           <w:rFonts w:ascii="Times New Roman" w:hAnsi="Times New Roman" w:eastAsia="Times New Roman" w:cs="Times New Roman"/>
           <w:i/>
+          <w:color w:val="000000"/>
           <w:sz w:val="28"/>
         </w:rPr>
         <w:t>[ Место для скриншота: результат запроса 2 ]</w:t>
@@ -1605,6 +1685,7 @@
         <w:rPr>
           <w:rFonts w:ascii="Times New Roman" w:hAnsi="Times New Roman" w:eastAsia="Times New Roman" w:cs="Times New Roman"/>
           <w:i/>
+          <w:color w:val="000000"/>
           <w:sz w:val="28"/>
         </w:rPr>
         <w:t>[ Место для скриншота: результат запроса 3 ]</w:t>
@@ -1621,6 +1702,7 @@
         <w:rPr>
           <w:rFonts w:ascii="Times New Roman" w:hAnsi="Times New Roman" w:eastAsia="Times New Roman" w:cs="Times New Roman"/>
           <w:i/>
+          <w:color w:val="000000"/>
           <w:sz w:val="28"/>
         </w:rPr>
         <w:t>[ Место для скриншота: EXPLAIN QUERY PLAN ]</w:t>
@@ -1633,13 +1715,14 @@
         <w:keepNext/>
         <w:keepLines/>
         <w:spacing w:line="240" w:lineRule="auto" w:before="240" w:after="0"/>
-        <w:ind w:firstLine="0" w:left="0"/>
+        <w:ind w:left="0" w:firstLine="0"/>
         <w:jc w:val="both"/>
       </w:pPr>
       <w:r>
         <w:rPr>
           <w:rFonts w:ascii="Times New Roman" w:hAnsi="Times New Roman" w:eastAsia="Times New Roman" w:cs="Times New Roman"/>
           <w:b w:val="0"/>
+          <w:color w:val="000000"/>
           <w:sz w:val="28"/>
         </w:rPr>
         <w:t>Вывод</w:t>
@@ -1655,6 +1738,7 @@
         <w:rPr>
           <w:rFonts w:ascii="Times New Roman" w:hAnsi="Times New Roman" w:eastAsia="Times New Roman" w:cs="Times New Roman"/>
           <w:b w:val="0"/>
+          <w:color w:val="000000"/>
           <w:sz w:val="28"/>
         </w:rPr>
         <w:t>Почему сумма по JOIN может завыситься, если соединить больше таблиц, чем нужно? Как вы проверили, что агрегат не считает дубликаты? Где в запросе появился NULL и что он означает?</w:t>
@@ -1670,9 +1754,9 @@
         <w:rPr>
           <w:rFonts w:ascii="Times New Roman" w:hAnsi="Times New Roman" w:eastAsia="Times New Roman" w:cs="Times New Roman"/>
           <w:b w:val="0"/>
+          <w:color w:val="000000"/>
           <w:sz w:val="28"/>
         </w:rPr>
-        <w:t>________________________________________________________________________</w:t>
       </w:r>
     </w:p>
     <w:p>
@@ -1685,9 +1769,9 @@
         <w:rPr>
           <w:rFonts w:ascii="Times New Roman" w:hAnsi="Times New Roman" w:eastAsia="Times New Roman" w:cs="Times New Roman"/>
           <w:b w:val="0"/>
+          <w:color w:val="000000"/>
           <w:sz w:val="28"/>
         </w:rPr>
-        <w:t>________________________________________________________________________</w:t>
       </w:r>
     </w:p>
     <w:p>
@@ -1700,9 +1784,9 @@
         <w:rPr>
           <w:rFonts w:ascii="Times New Roman" w:hAnsi="Times New Roman" w:eastAsia="Times New Roman" w:cs="Times New Roman"/>
           <w:b w:val="0"/>
+          <w:color w:val="000000"/>
           <w:sz w:val="28"/>
         </w:rPr>
-        <w:t>________________________________________________________________________</w:t>
       </w:r>
     </w:p>
     <w:p>
@@ -1715,9 +1799,9 @@
         <w:rPr>
           <w:rFonts w:ascii="Times New Roman" w:hAnsi="Times New Roman" w:eastAsia="Times New Roman" w:cs="Times New Roman"/>
           <w:b w:val="0"/>
+          <w:color w:val="000000"/>
           <w:sz w:val="28"/>
         </w:rPr>
-        <w:t>________________________________________________________________________</w:t>
       </w:r>
     </w:p>
     <w:p>
@@ -1730,9 +1814,9 @@
         <w:rPr>
           <w:rFonts w:ascii="Times New Roman" w:hAnsi="Times New Roman" w:eastAsia="Times New Roman" w:cs="Times New Roman"/>
           <w:b w:val="0"/>
+          <w:color w:val="000000"/>
           <w:sz w:val="28"/>
         </w:rPr>
-        <w:t>________________________________________________________________________</w:t>
       </w:r>
     </w:p>
     <w:p/>
@@ -2116,6 +2200,7 @@
     </w:pPr>
     <w:rPr>
       <w:rFonts w:ascii="Times New Roman" w:hAnsi="Times New Roman" w:eastAsia="Times New Roman" w:cs="Times New Roman"/>
+      <w:color w:val="000000"/>
       <w:sz w:val="28"/>
     </w:rPr>
   </w:style>
@@ -2175,7 +2260,7 @@
       <w:keepNext/>
       <w:keepLines/>
       <w:spacing w:before="240" w:after="0" w:line="240" w:lineRule="auto"/>
-      <w:ind w:firstLine="0" w:left="0"/>
+      <w:ind w:left="0" w:firstLine="0"/>
       <w:jc w:val="both"/>
       <w:outlineLvl w:val="0"/>
     </w:pPr>
@@ -2183,7 +2268,7 @@
       <w:rFonts w:asciiTheme="majorHAnsi" w:eastAsiaTheme="majorEastAsia" w:hAnsiTheme="majorHAnsi" w:cstheme="majorBidi" w:ascii="Times New Roman" w:hAnsi="Times New Roman" w:eastAsia="Times New Roman" w:cs="Times New Roman"/>
       <w:b w:val="0"/>
       <w:bCs/>
-      <w:color w:val="365F91" w:themeColor="accent1" w:themeShade="BF"/>
+      <w:color w:val="000000"/>
       <w:sz w:val="28"/>
       <w:szCs w:val="28"/>
     </w:rPr>
@@ -2201,7 +2286,7 @@
       <w:keepNext/>
       <w:keepLines/>
       <w:spacing w:before="40" w:after="0" w:line="240" w:lineRule="auto"/>
-      <w:ind w:firstLine="0" w:left="0"/>
+      <w:ind w:left="0" w:firstLine="0"/>
       <w:jc w:val="left"/>
       <w:outlineLvl w:val="1"/>
     </w:pPr>
@@ -2209,7 +2294,7 @@
       <w:rFonts w:asciiTheme="majorHAnsi" w:eastAsiaTheme="majorEastAsia" w:hAnsiTheme="majorHAnsi" w:cstheme="majorBidi" w:ascii="Times New Roman" w:hAnsi="Times New Roman" w:eastAsia="Times New Roman" w:cs="Times New Roman"/>
       <w:b/>
       <w:bCs/>
-      <w:color w:val="4F81BD" w:themeColor="accent1"/>
+      <w:color w:val="000000"/>
       <w:sz w:val="28"/>
       <w:szCs w:val="26"/>
     </w:rPr>
@@ -2546,6 +2631,7 @@
     </w:pPr>
     <w:rPr>
       <w:rFonts w:ascii="Times New Roman" w:hAnsi="Times New Roman" w:eastAsia="Times New Roman" w:cs="Times New Roman"/>
+      <w:color w:val="000000"/>
       <w:sz w:val="28"/>
     </w:rPr>
   </w:style>
